--- a/doc/詩/唐朝/賀知章/賀知章-咏柳.docx
+++ b/doc/詩/唐朝/賀知章/賀知章-咏柳.docx
@@ -1,6 +1,6 @@
 
 <file path=word/document.xml><?xml version="1.0" encoding="utf-8"?>
-<w:document xmlns:wpc="http://schemas.microsoft.com/office/word/2010/wordprocessingCanvas" xmlns:cx="http://schemas.microsoft.com/office/drawing/2014/chartex" xmlns:cx1="http://schemas.microsoft.com/office/drawing/2015/9/8/chartex" xmlns:cx2="http://schemas.microsoft.com/office/drawing/2015/10/21/chartex" xmlns:cx3="http://schemas.microsoft.com/office/drawing/2016/5/9/chartex" xmlns:cx4="http://schemas.microsoft.com/office/drawing/2016/5/10/chartex" xmlns:cx5="http://schemas.microsoft.com/office/drawing/2016/5/11/chartex" xmlns:cx6="http://schemas.microsoft.com/office/drawing/2016/5/12/chartex" xmlns:cx7="http://schemas.microsoft.com/office/drawing/2016/5/13/chartex" xmlns:cx8="http://schemas.microsoft.com/office/drawing/2016/5/14/chartex" xmlns:mc="http://schemas.openxmlformats.org/markup-compatibility/2006" xmlns:aink="http://schemas.microsoft.com/office/drawing/2016/ink" xmlns:am3d="http://schemas.microsoft.com/office/drawing/2017/model3d" xmlns:o="urn:schemas-microsoft-com:office:office" xmlns:oel="http://schemas.microsoft.com/office/2019/extlst" xmlns:r="http://schemas.openxmlformats.org/officeDocument/2006/relationships" xmlns:m="http://schemas.openxmlformats.org/officeDocument/2006/math" xmlns:v="urn:schemas-microsoft-com:vml" xmlns:wp14="http://schemas.microsoft.com/office/word/2010/wordprocessingDrawing" xmlns:wp="http://schemas.openxmlformats.org/drawingml/2006/wordprocessingDrawing" xmlns:w10="urn:schemas-microsoft-com:office:word" xmlns:w="http://schemas.openxmlformats.org/wordprocessingml/2006/main" xmlns:w14="http://schemas.microsoft.com/office/word/2010/wordml" xmlns:w15="http://schemas.microsoft.com/office/word/2012/wordml" xmlns:w16cex="http://schemas.microsoft.com/office/word/2018/wordml/cex" xmlns:w16cid="http://schemas.microsoft.com/office/word/2016/wordml/cid" xmlns:w16="http://schemas.microsoft.com/office/word/2018/wordml" xmlns:w16du="http://schemas.microsoft.com/office/word/2023/wordml/word16du" xmlns:w16sdtdh="http://schemas.microsoft.com/office/word/2020/wordml/sdtdatahash" xmlns:w16se="http://schemas.microsoft.com/office/word/2015/wordml/symex" xmlns:wpg="http://schemas.microsoft.com/office/word/2010/wordprocessingGroup" xmlns:wpi="http://schemas.microsoft.com/office/word/2010/wordprocessingInk" xmlns:wne="http://schemas.microsoft.com/office/word/2006/wordml" xmlns:wps="http://schemas.microsoft.com/office/word/2010/wordprocessingShape" mc:Ignorable="w14 w15 w16se w16cid w16 w16cex w16sdtdh wp14">
+<w:document xmlns:wpc="http://schemas.microsoft.com/office/word/2010/wordprocessingCanvas" xmlns:cx="http://schemas.microsoft.com/office/drawing/2014/chartex" xmlns:cx1="http://schemas.microsoft.com/office/drawing/2015/9/8/chartex" xmlns:cx2="http://schemas.microsoft.com/office/drawing/2015/10/21/chartex" xmlns:cx3="http://schemas.microsoft.com/office/drawing/2016/5/9/chartex" xmlns:cx4="http://schemas.microsoft.com/office/drawing/2016/5/10/chartex" xmlns:cx5="http://schemas.microsoft.com/office/drawing/2016/5/11/chartex" xmlns:cx6="http://schemas.microsoft.com/office/drawing/2016/5/12/chartex" xmlns:cx7="http://schemas.microsoft.com/office/drawing/2016/5/13/chartex" xmlns:cx8="http://schemas.microsoft.com/office/drawing/2016/5/14/chartex" xmlns:mc="http://schemas.openxmlformats.org/markup-compatibility/2006" xmlns:aink="http://schemas.microsoft.com/office/drawing/2016/ink" xmlns:am3d="http://schemas.microsoft.com/office/drawing/2017/model3d" xmlns:o="urn:schemas-microsoft-com:office:office" xmlns:r="http://schemas.openxmlformats.org/officeDocument/2006/relationships" xmlns:m="http://schemas.openxmlformats.org/officeDocument/2006/math" xmlns:v="urn:schemas-microsoft-com:vml" xmlns:wp14="http://schemas.microsoft.com/office/word/2010/wordprocessingDrawing" xmlns:wp="http://schemas.openxmlformats.org/drawingml/2006/wordprocessingDrawing" xmlns:w10="urn:schemas-microsoft-com:office:word" xmlns:w="http://schemas.openxmlformats.org/wordprocessingml/2006/main" xmlns:w14="http://schemas.microsoft.com/office/word/2010/wordml" xmlns:w15="http://schemas.microsoft.com/office/word/2012/wordml" xmlns:w16cex="http://schemas.microsoft.com/office/word/2018/wordml/cex" xmlns:w16cid="http://schemas.microsoft.com/office/word/2016/wordml/cid" xmlns:w16="http://schemas.microsoft.com/office/word/2018/wordml" xmlns:w16sdtdh="http://schemas.microsoft.com/office/word/2020/wordml/sdtdatahash" xmlns:w16se="http://schemas.microsoft.com/office/word/2015/wordml/symex" xmlns:wpg="http://schemas.microsoft.com/office/word/2010/wordprocessingGroup" xmlns:wpi="http://schemas.microsoft.com/office/word/2010/wordprocessingInk" xmlns:wne="http://schemas.microsoft.com/office/word/2006/wordml" xmlns:wps="http://schemas.microsoft.com/office/word/2010/wordprocessingShape" mc:Ignorable="w14 w15 w16se w16cid w16 w16cex w16sdtdh wp14">
   <w:body>
     <w:p>
       <w:pPr>
@@ -161,57 +161,183 @@
     </w:p>
     <w:p>
       <w:pPr>
-        <w:spacing w:beforeLines="50" w:before="120" w:after="96" w:line="258" w:lineRule="auto"/>
+        <w:spacing w:after="0" w:line="400" w:lineRule="exact"/>
         <w:ind w:left="0" w:right="0" w:firstLine="0"/>
         <w:rPr>
           <w:sz w:val="32"/>
           <w:szCs w:val="32"/>
           <w:bdr w:val="single" w:sz="4" w:space="0" w:color="auto"/>
         </w:rPr>
-        <w:sectPr>
-          <w:footerReference w:type="default" r:id="rId8"/>
-          <w:pgSz w:w="11906" w:h="16838"/>
-          <w:pgMar w:top="567" w:right="851" w:bottom="567" w:left="851" w:header="567" w:footer="0" w:gutter="0"/>
-          <w:cols w:space="720"/>
-          <w:docGrid w:linePitch="381"/>
-        </w:sectPr>
-      </w:pPr>
-    </w:p>
-    <w:p>
-      <w:pPr>
-        <w:spacing w:after="0" w:line="400" w:lineRule="exact"/>
-        <w:ind w:left="0" w:right="0" w:firstLine="0"/>
+      </w:pPr>
+      <w:r>
         <w:rPr>
           <w:sz w:val="32"/>
           <w:szCs w:val="32"/>
           <w:bdr w:val="single" w:sz="4" w:space="0" w:color="auto"/>
         </w:rPr>
-      </w:pPr>
-      <w:r>
-        <w:rPr>
-          <w:sz w:val="32"/>
-          <w:szCs w:val="32"/>
-          <w:bdr w:val="single" w:sz="4" w:space="0" w:color="auto"/>
-        </w:rPr>
         <w:t>注釋</w:t>
       </w:r>
     </w:p>
     <w:p>
       <w:pPr>
-        <w:spacing w:after="0" w:line="400" w:lineRule="exact"/>
-        <w:ind w:left="0" w:right="0" w:firstLine="0"/>
-        <w:rPr>
-          <w:szCs w:val="28"/>
-          <w:bdr w:val="single" w:sz="4" w:space="0" w:color="auto"/>
-        </w:rPr>
-      </w:pPr>
+        <w:pStyle w:val="a9"/>
+        <w:numPr>
+          <w:ilvl w:val="0"/>
+          <w:numId w:val="13"/>
+        </w:numPr>
+        <w:spacing w:after="0" w:line="440" w:lineRule="exact"/>
+        <w:ind w:leftChars="0" w:left="357" w:right="0" w:hanging="357"/>
+        <w:rPr>
+          <w:rFonts w:cs="Arial"/>
+          <w:color w:val="0F0F0F"/>
+          <w:szCs w:val="28"/>
+        </w:rPr>
+      </w:pPr>
+      <w:r>
+        <w:rPr>
+          <w:rFonts w:cs="Arial"/>
+          <w:color w:val="0F0F0F"/>
+          <w:szCs w:val="28"/>
+        </w:rPr>
+        <w:t>柳：柳樹，落葉喬木或灌木，葉子狹長，種類很多。此詩描寫的是垂柳。</w:t>
+      </w:r>
+    </w:p>
+    <w:p>
+      <w:pPr>
+        <w:pStyle w:val="a9"/>
+        <w:numPr>
+          <w:ilvl w:val="0"/>
+          <w:numId w:val="13"/>
+        </w:numPr>
+        <w:spacing w:after="0" w:line="440" w:lineRule="exact"/>
+        <w:ind w:leftChars="0" w:left="357" w:right="0" w:hanging="357"/>
+        <w:rPr>
+          <w:rFonts w:cs="Arial"/>
+          <w:color w:val="0F0F0F"/>
+          <w:szCs w:val="28"/>
+        </w:rPr>
+      </w:pPr>
+      <w:r>
+        <w:rPr>
+          <w:rFonts w:cs="Arial"/>
+          <w:color w:val="0F0F0F"/>
+          <w:szCs w:val="28"/>
+        </w:rPr>
+        <w:t>碧玉：碧綠色的玉。這</w:t>
+      </w:r>
+      <w:r>
+        <w:rPr>
+          <w:rFonts w:cs="Arial"/>
+          <w:color w:val="0F0F0F"/>
+          <w:szCs w:val="28"/>
+        </w:rPr>
+        <w:t>裡</w:t>
+      </w:r>
+      <w:r>
+        <w:rPr>
+          <w:rFonts w:cs="Arial"/>
+          <w:color w:val="0F0F0F"/>
+          <w:szCs w:val="28"/>
+        </w:rPr>
+        <w:t>用以比喻春天嫩綠的柳葉的顏色如碧綠色的玉。</w:t>
+      </w:r>
+    </w:p>
+    <w:p>
+      <w:pPr>
+        <w:pStyle w:val="a9"/>
+        <w:numPr>
+          <w:ilvl w:val="0"/>
+          <w:numId w:val="13"/>
+        </w:numPr>
+        <w:spacing w:after="0" w:line="440" w:lineRule="exact"/>
+        <w:ind w:leftChars="0" w:left="357" w:right="0" w:hanging="357"/>
+        <w:rPr>
+          <w:rFonts w:cs="Arial"/>
+          <w:color w:val="0F0F0F"/>
+          <w:szCs w:val="28"/>
+        </w:rPr>
+      </w:pPr>
+      <w:r>
+        <w:rPr>
+          <w:rFonts w:cs="Arial"/>
+          <w:color w:val="0F0F0F"/>
+          <w:szCs w:val="28"/>
+        </w:rPr>
+        <w:t>妝成：裝飾，打扮。</w:t>
+      </w:r>
+    </w:p>
+    <w:p>
+      <w:pPr>
+        <w:pStyle w:val="a9"/>
+        <w:numPr>
+          <w:ilvl w:val="0"/>
+          <w:numId w:val="13"/>
+        </w:numPr>
+        <w:spacing w:after="0" w:line="440" w:lineRule="exact"/>
+        <w:ind w:leftChars="0" w:left="357" w:right="0" w:hanging="357"/>
+        <w:rPr>
+          <w:rFonts w:cs="Arial"/>
+          <w:color w:val="0F0F0F"/>
+          <w:szCs w:val="28"/>
+        </w:rPr>
+      </w:pPr>
+      <w:r>
+        <w:rPr>
+          <w:rFonts w:cs="Arial"/>
+          <w:color w:val="0F0F0F"/>
+          <w:szCs w:val="28"/>
+        </w:rPr>
+        <w:t>一樹：</w:t>
+      </w:r>
+      <w:proofErr w:type="gramStart"/>
+      <w:r>
+        <w:rPr>
+          <w:rFonts w:cs="Arial"/>
+          <w:color w:val="0F0F0F"/>
+          <w:szCs w:val="28"/>
+        </w:rPr>
+        <w:t>滿樹</w:t>
+      </w:r>
+      <w:proofErr w:type="gramEnd"/>
+      <w:r>
+        <w:rPr>
+          <w:rFonts w:cs="Arial"/>
+          <w:color w:val="0F0F0F"/>
+          <w:szCs w:val="28"/>
+        </w:rPr>
+        <w:t>。</w:t>
+      </w:r>
+    </w:p>
+    <w:p>
+      <w:pPr>
+        <w:pStyle w:val="a9"/>
+        <w:numPr>
+          <w:ilvl w:val="0"/>
+          <w:numId w:val="13"/>
+        </w:numPr>
+        <w:spacing w:after="0" w:line="440" w:lineRule="exact"/>
+        <w:ind w:leftChars="0" w:left="357" w:right="0" w:hanging="357"/>
+        <w:rPr>
+          <w:rFonts w:cs="Arial"/>
+          <w:color w:val="0F0F0F"/>
+          <w:szCs w:val="28"/>
+        </w:rPr>
+      </w:pPr>
+      <w:r>
+        <w:rPr>
+          <w:rFonts w:cs="Arial"/>
+          <w:color w:val="0F0F0F"/>
+          <w:szCs w:val="28"/>
+        </w:rPr>
+        <w:t>萬</w:t>
+      </w:r>
       <w:r>
         <w:rPr>
           <w:rFonts w:cs="Arial" w:hint="eastAsia"/>
           <w:color w:val="0F0F0F"/>
           <w:szCs w:val="28"/>
         </w:rPr>
-        <w:t>1</w:t>
+        <w:t>：</w:t>
       </w:r>
       <w:r>
         <w:rPr>
@@ -219,7 +345,7 @@
           <w:color w:val="0F0F0F"/>
           <w:szCs w:val="28"/>
         </w:rPr>
-        <w:t>.柳：柳樹，落葉喬木或灌木，葉子狹長，種類很多。此詩描寫的是垂柳。</w:t>
+        <w:t>表示很多的意思。</w:t>
       </w:r>
       <w:r>
         <w:rPr>
@@ -227,132 +353,24 @@
           <w:color w:val="0F0F0F"/>
           <w:szCs w:val="28"/>
         </w:rPr>
-        <w:br/>
-      </w:r>
-      <w:r>
-        <w:rPr>
-          <w:rFonts w:cs="Arial" w:hint="eastAsia"/>
-          <w:color w:val="0F0F0F"/>
-          <w:szCs w:val="28"/>
-        </w:rPr>
-        <w:t>2</w:t>
-      </w:r>
-      <w:r>
+        <w:t>在中國古典詩詞和文章中，數量詞在使用中並不一定表示確切的數量。</w:t>
+      </w:r>
+    </w:p>
+    <w:p>
+      <w:pPr>
+        <w:pStyle w:val="a9"/>
+        <w:numPr>
+          <w:ilvl w:val="0"/>
+          <w:numId w:val="13"/>
+        </w:numPr>
+        <w:spacing w:after="0" w:line="440" w:lineRule="exact"/>
+        <w:ind w:leftChars="0" w:left="357" w:right="0" w:hanging="357"/>
         <w:rPr>
           <w:rFonts w:cs="Arial"/>
           <w:color w:val="0F0F0F"/>
           <w:szCs w:val="28"/>
         </w:rPr>
-        <w:t>.碧玉：碧綠色的玉。這</w:t>
-      </w:r>
-      <w:proofErr w:type="gramStart"/>
-      <w:r>
-        <w:rPr>
-          <w:rFonts w:cs="Arial"/>
-          <w:color w:val="0F0F0F"/>
-          <w:szCs w:val="28"/>
-        </w:rPr>
-        <w:t>裏</w:t>
-      </w:r>
-      <w:proofErr w:type="gramEnd"/>
-      <w:r>
-        <w:rPr>
-          <w:rFonts w:cs="Arial"/>
-          <w:color w:val="0F0F0F"/>
-          <w:szCs w:val="28"/>
-        </w:rPr>
-        <w:t>用以比喻春天嫩綠的柳葉的顏色如碧綠色的玉。</w:t>
-      </w:r>
-      <w:r>
-        <w:rPr>
-          <w:rFonts w:cs="Arial"/>
-          <w:color w:val="0F0F0F"/>
-          <w:szCs w:val="28"/>
-        </w:rPr>
-        <w:br/>
-      </w:r>
-      <w:r>
-        <w:rPr>
-          <w:rFonts w:cs="Arial" w:hint="eastAsia"/>
-          <w:color w:val="0F0F0F"/>
-          <w:szCs w:val="28"/>
-        </w:rPr>
-        <w:t>3</w:t>
-      </w:r>
-      <w:r>
-        <w:rPr>
-          <w:rFonts w:cs="Arial"/>
-          <w:color w:val="0F0F0F"/>
-          <w:szCs w:val="28"/>
-        </w:rPr>
-        <w:t>.妝成：裝飾，打扮。</w:t>
-      </w:r>
-      <w:r>
-        <w:rPr>
-          <w:rFonts w:cs="Arial"/>
-          <w:color w:val="0F0F0F"/>
-          <w:szCs w:val="28"/>
-        </w:rPr>
-        <w:br/>
-      </w:r>
-      <w:r>
-        <w:rPr>
-          <w:rFonts w:cs="Arial" w:hint="eastAsia"/>
-          <w:color w:val="0F0F0F"/>
-          <w:szCs w:val="28"/>
-        </w:rPr>
-        <w:t>4</w:t>
-      </w:r>
-      <w:r>
-        <w:rPr>
-          <w:rFonts w:cs="Arial"/>
-          <w:color w:val="0F0F0F"/>
-          <w:szCs w:val="28"/>
-        </w:rPr>
-        <w:t>.一樹：</w:t>
-      </w:r>
-      <w:proofErr w:type="gramStart"/>
-      <w:r>
-        <w:rPr>
-          <w:rFonts w:cs="Arial"/>
-          <w:color w:val="0F0F0F"/>
-          <w:szCs w:val="28"/>
-        </w:rPr>
-        <w:t>滿樹</w:t>
-      </w:r>
-      <w:proofErr w:type="gramEnd"/>
-      <w:r>
-        <w:rPr>
-          <w:rFonts w:cs="Arial"/>
-          <w:color w:val="0F0F0F"/>
-          <w:szCs w:val="28"/>
-        </w:rPr>
-        <w:t>。一，滿，全。在中國古典詩詞和文章中，數量詞在使用中並不一定表示確切的數量。下一句的“萬”，就是表示很多的意思。</w:t>
-      </w:r>
-      <w:r>
-        <w:rPr>
-          <w:rFonts w:cs="Arial"/>
-          <w:color w:val="0F0F0F"/>
-          <w:szCs w:val="28"/>
-        </w:rPr>
-        <w:br/>
-      </w:r>
-      <w:r>
-        <w:rPr>
-          <w:rFonts w:cs="Arial" w:hint="eastAsia"/>
-          <w:color w:val="0F0F0F"/>
-          <w:szCs w:val="28"/>
-        </w:rPr>
-        <w:t>5</w:t>
-      </w:r>
-      <w:r>
-        <w:rPr>
-          <w:rFonts w:cs="Arial"/>
-          <w:color w:val="0F0F0F"/>
-          <w:szCs w:val="28"/>
-        </w:rPr>
-        <w:t>.</w:t>
-      </w:r>
+      </w:pPr>
       <w:proofErr w:type="gramStart"/>
       <w:r>
         <w:rPr>
@@ -444,312 +462,171 @@
         </w:rPr>
         <w:t>絲絲像絲帶般的柳條。</w:t>
       </w:r>
-      <w:r>
-        <w:rPr>
-          <w:rFonts w:cs="Arial"/>
-          <w:color w:val="0F0F0F"/>
-          <w:szCs w:val="28"/>
-        </w:rPr>
-        <w:br/>
-      </w:r>
-      <w:r>
-        <w:rPr>
-          <w:rFonts w:cs="Arial" w:hint="eastAsia"/>
-          <w:color w:val="0F0F0F"/>
-          <w:szCs w:val="28"/>
-        </w:rPr>
-        <w:t>6</w:t>
-      </w:r>
-      <w:r>
-        <w:rPr>
-          <w:rFonts w:cs="Arial"/>
-          <w:color w:val="0F0F0F"/>
-          <w:szCs w:val="28"/>
-        </w:rPr>
-        <w:t>.裁：裁剪，用刀或剪子把物體分成若干部分。</w:t>
-      </w:r>
-      <w:r>
-        <w:rPr>
-          <w:rFonts w:cs="Arial"/>
-          <w:color w:val="0F0F0F"/>
-          <w:szCs w:val="28"/>
-        </w:rPr>
-        <w:br/>
-      </w:r>
-      <w:r>
-        <w:rPr>
-          <w:rFonts w:cs="Arial" w:hint="eastAsia"/>
-          <w:color w:val="0F0F0F"/>
-          <w:szCs w:val="28"/>
-        </w:rPr>
-        <w:t>7</w:t>
-      </w:r>
-      <w:r>
-        <w:rPr>
-          <w:rFonts w:cs="Arial"/>
-          <w:color w:val="0F0F0F"/>
-          <w:szCs w:val="28"/>
-        </w:rPr>
-        <w:t>.二月：二月，正是初春時節。</w:t>
-      </w:r>
-      <w:r>
-        <w:rPr>
-          <w:rFonts w:cs="Arial"/>
-          <w:color w:val="0F0F0F"/>
-          <w:szCs w:val="28"/>
-        </w:rPr>
-        <w:br/>
-      </w:r>
-      <w:r>
-        <w:rPr>
-          <w:rFonts w:cs="Arial" w:hint="eastAsia"/>
-          <w:color w:val="0F0F0F"/>
-          <w:szCs w:val="28"/>
-        </w:rPr>
-        <w:t>8</w:t>
-      </w:r>
-      <w:r>
-        <w:rPr>
-          <w:rFonts w:cs="Arial"/>
-          <w:color w:val="0F0F0F"/>
-          <w:szCs w:val="28"/>
-        </w:rPr>
-        <w:t>.</w:t>
-      </w:r>
-      <w:proofErr w:type="gramStart"/>
-      <w:r>
-        <w:rPr>
-          <w:rFonts w:cs="Arial"/>
-          <w:color w:val="0F0F0F"/>
-          <w:szCs w:val="28"/>
-        </w:rPr>
-        <w:t>似</w:t>
-      </w:r>
-      <w:proofErr w:type="gramEnd"/>
-      <w:r>
-        <w:rPr>
-          <w:rFonts w:cs="Arial"/>
-          <w:color w:val="0F0F0F"/>
-          <w:szCs w:val="28"/>
-        </w:rPr>
-        <w:t>：好像，如同，似乎。</w:t>
-      </w:r>
     </w:p>
     <w:p>
       <w:pPr>
-        <w:spacing w:beforeLines="50" w:before="120" w:after="0" w:line="400" w:lineRule="exact"/>
+        <w:pStyle w:val="a9"/>
+        <w:numPr>
+          <w:ilvl w:val="0"/>
+          <w:numId w:val="13"/>
+        </w:numPr>
+        <w:spacing w:after="0" w:line="440" w:lineRule="exact"/>
+        <w:ind w:leftChars="0" w:left="357" w:right="0" w:hanging="357"/>
+        <w:rPr>
+          <w:rFonts w:cs="Arial" w:hint="eastAsia"/>
+          <w:color w:val="0F0F0F"/>
+          <w:szCs w:val="28"/>
+        </w:rPr>
+      </w:pPr>
+      <w:r>
+        <w:rPr>
+          <w:rFonts w:cs="Arial"/>
+          <w:color w:val="0F0F0F"/>
+          <w:szCs w:val="28"/>
+        </w:rPr>
+        <w:t>裁：裁剪，用刀或剪子把物體分成若干部分。</w:t>
+      </w:r>
+    </w:p>
+    <w:p>
+      <w:pPr>
+        <w:pStyle w:val="a9"/>
+        <w:numPr>
+          <w:ilvl w:val="0"/>
+          <w:numId w:val="13"/>
+        </w:numPr>
+        <w:spacing w:after="0" w:line="440" w:lineRule="exact"/>
+        <w:ind w:leftChars="0" w:left="357" w:right="0" w:hanging="357"/>
+        <w:rPr>
+          <w:rFonts w:cs="Arial"/>
+          <w:color w:val="0F0F0F"/>
+          <w:szCs w:val="28"/>
+        </w:rPr>
+      </w:pPr>
+      <w:proofErr w:type="gramStart"/>
+      <w:r>
+        <w:rPr>
+          <w:rFonts w:cs="Arial"/>
+          <w:color w:val="0F0F0F"/>
+          <w:szCs w:val="28"/>
+        </w:rPr>
+        <w:t>似</w:t>
+      </w:r>
+      <w:proofErr w:type="gramEnd"/>
+      <w:r>
+        <w:rPr>
+          <w:rFonts w:cs="Arial"/>
+          <w:color w:val="0F0F0F"/>
+          <w:szCs w:val="28"/>
+        </w:rPr>
+        <w:t>：好像。</w:t>
+      </w:r>
+    </w:p>
+    <w:p>
+      <w:pPr>
+        <w:spacing w:beforeLines="50" w:before="120" w:after="0" w:line="480" w:lineRule="exact"/>
         <w:ind w:left="-6" w:right="0" w:hanging="11"/>
-        <w:rPr>
-          <w:szCs w:val="28"/>
-        </w:rPr>
-        <w:sectPr>
-          <w:type w:val="continuous"/>
-          <w:pgSz w:w="11906" w:h="16838"/>
-          <w:pgMar w:top="567" w:right="851" w:bottom="567" w:left="851" w:header="720" w:footer="720" w:gutter="0"/>
-          <w:cols w:space="720"/>
-        </w:sectPr>
-      </w:pPr>
-      <w:r>
         <w:rPr>
           <w:sz w:val="32"/>
           <w:szCs w:val="32"/>
           <w:bdr w:val="single" w:sz="4" w:space="0" w:color="auto"/>
         </w:rPr>
-        <w:t>語譯</w:t>
-      </w:r>
-      <w:r>
-        <w:rPr>
-          <w:rFonts w:hint="eastAsia"/>
-          <w:sz w:val="32"/>
-          <w:szCs w:val="32"/>
-        </w:rPr>
-        <w:t xml:space="preserve"> </w:t>
-      </w:r>
-      <w:r>
-        <w:rPr>
-          <w:rFonts w:hint="eastAsia"/>
-          <w:sz w:val="24"/>
-          <w:szCs w:val="24"/>
-        </w:rPr>
-        <w:t>(資料來源：</w:t>
-      </w:r>
-      <w:hyperlink r:id="rId9" w:history="1">
-        <w:r>
-          <w:rPr>
-            <w:rStyle w:val="a7"/>
-            <w:sz w:val="24"/>
-            <w:szCs w:val="24"/>
-          </w:rPr>
-          <w:t>https://bit.ly/3RHIZd9</w:t>
-        </w:r>
-      </w:hyperlink>
-      <w:r>
-        <w:rPr>
-          <w:rFonts w:hint="eastAsia"/>
-          <w:sz w:val="24"/>
-          <w:szCs w:val="24"/>
-        </w:rPr>
-        <w:t>)</w:t>
-      </w:r>
-    </w:p>
-    <w:p>
-      <w:pPr>
-        <w:spacing w:after="0" w:line="420" w:lineRule="exact"/>
-        <w:ind w:left="-6" w:right="0" w:hanging="11"/>
-        <w:rPr>
-          <w:szCs w:val="28"/>
-        </w:rPr>
-      </w:pPr>
-      <w:r>
-        <w:rPr>
-          <w:rFonts w:hint="eastAsia"/>
-          <w:szCs w:val="28"/>
-        </w:rPr>
-        <w:t xml:space="preserve">　　</w:t>
-      </w:r>
-      <w:r>
-        <w:rPr>
-          <w:rFonts w:hint="eastAsia"/>
-          <w:szCs w:val="28"/>
-        </w:rPr>
-        <w:t>如同碧玉裝扮成的高高的柳樹，長長的柳條柔嫩</w:t>
-      </w:r>
-      <w:r>
-        <w:rPr>
-          <w:rFonts w:hint="eastAsia"/>
-          <w:b/>
-          <w:bCs/>
-          <w:szCs w:val="28"/>
-        </w:rPr>
-        <w:t>輕盈</w:t>
-      </w:r>
-      <w:r>
-        <w:rPr>
-          <w:rFonts w:hint="eastAsia"/>
-          <w:szCs w:val="28"/>
-        </w:rPr>
-        <w:t>，像千萬條綠色的絲帶低垂着</w:t>
-      </w:r>
-      <w:r>
-        <w:rPr>
-          <w:szCs w:val="28"/>
-        </w:rPr>
-        <w:t>,在春風中</w:t>
-      </w:r>
-      <w:r>
-        <w:rPr>
-          <w:b/>
-          <w:bCs/>
-          <w:szCs w:val="28"/>
-        </w:rPr>
-        <w:t>婆娑</w:t>
-      </w:r>
-      <w:r>
-        <w:rPr>
-          <w:szCs w:val="28"/>
-        </w:rPr>
-        <w:t>起舞。這一片 片纖細柔美的柳葉，是誰精心裁剪出來的呢？就是這早春二月的風，溫暖</w:t>
-      </w:r>
-      <w:r>
-        <w:rPr>
-          <w:b/>
-          <w:bCs/>
-          <w:szCs w:val="28"/>
-        </w:rPr>
-        <w:t>和煦</w:t>
-      </w:r>
-      <w:r>
-        <w:rPr>
-          <w:szCs w:val="28"/>
-        </w:rPr>
-        <w:t>，恰似神奇靈巧的剪刀，裁剪出了</w:t>
-      </w:r>
-      <w:proofErr w:type="gramStart"/>
-      <w:r>
-        <w:rPr>
-          <w:szCs w:val="28"/>
-        </w:rPr>
-        <w:t>一</w:t>
-      </w:r>
-      <w:proofErr w:type="gramEnd"/>
-      <w:r>
-        <w:rPr>
-          <w:szCs w:val="28"/>
-        </w:rPr>
-        <w:t>絲絲柳葉，裝點出錦繡大地。</w:t>
-      </w:r>
-    </w:p>
-    <w:p>
-      <w:pPr>
-        <w:spacing w:beforeLines="50" w:before="120" w:after="0" w:line="400" w:lineRule="exact"/>
-        <w:ind w:left="-6" w:right="0" w:hanging="11"/>
-        <w:rPr>
-          <w:sz w:val="32"/>
-        </w:rPr>
-      </w:pPr>
-      <w:r>
-        <w:rPr>
-          <w:rFonts w:hint="eastAsia"/>
+      </w:pPr>
+      <w:r>
+        <w:rPr>
           <w:sz w:val="32"/>
           <w:szCs w:val="32"/>
           <w:bdr w:val="single" w:sz="4" w:space="0" w:color="auto"/>
         </w:rPr>
-        <w:t>賞析</w:t>
-      </w:r>
-      <w:r>
-        <w:rPr>
+        <w:t>語譯</w:t>
+      </w:r>
+    </w:p>
+    <w:p>
+      <w:pPr>
+        <w:spacing w:after="0" w:line="480" w:lineRule="exact"/>
+        <w:ind w:left="-6" w:right="0" w:hanging="11"/>
+        <w:rPr>
+          <w:szCs w:val="28"/>
+        </w:rPr>
+      </w:pPr>
+      <w:r>
+        <w:rPr>
+          <w:rFonts w:hint="eastAsia"/>
+          <w:szCs w:val="28"/>
+        </w:rPr>
+        <w:t>春天的柳樹就像用碧綠的玉石精心裝飾而成的一樣，高高地挺立著。</w:t>
+      </w:r>
+    </w:p>
+    <w:p>
+      <w:pPr>
+        <w:spacing w:after="0" w:line="480" w:lineRule="exact"/>
+        <w:ind w:left="-6" w:right="0" w:hanging="11"/>
+        <w:rPr>
+          <w:szCs w:val="28"/>
+        </w:rPr>
+      </w:pPr>
+      <w:r>
+        <w:rPr>
+          <w:rFonts w:hint="eastAsia"/>
+          <w:szCs w:val="28"/>
+        </w:rPr>
+        <w:t>千萬條柔軟的柳枝垂掛下來，好像一條條綠色的絲帶在微風中輕輕搖動。</w:t>
+      </w:r>
+    </w:p>
+    <w:p>
+      <w:pPr>
+        <w:spacing w:after="0" w:line="480" w:lineRule="exact"/>
+        <w:ind w:left="-6" w:right="0" w:hanging="11"/>
+        <w:rPr>
+          <w:szCs w:val="28"/>
+        </w:rPr>
+      </w:pPr>
+      <w:r>
+        <w:rPr>
+          <w:rFonts w:hint="eastAsia"/>
+          <w:szCs w:val="28"/>
+        </w:rPr>
+        <w:t>讓人不禁好奇：這些細緻又嫩綠的柳葉，究竟是誰把它們裁剪出來的呢？</w:t>
+      </w:r>
+    </w:p>
+    <w:p>
+      <w:pPr>
+        <w:spacing w:after="0" w:line="480" w:lineRule="exact"/>
+        <w:ind w:left="-6" w:right="0" w:hanging="11"/>
+        <w:rPr>
+          <w:szCs w:val="28"/>
+        </w:rPr>
+      </w:pPr>
+      <w:r>
+        <w:rPr>
+          <w:rFonts w:hint="eastAsia"/>
+          <w:szCs w:val="28"/>
+        </w:rPr>
+        <w:t>原來是二月溫暖的春風，就像一把靈巧的剪刀，把柳葉一片片剪裁出來。</w:t>
+      </w:r>
+    </w:p>
+    <w:p>
+      <w:pPr>
+        <w:spacing w:beforeLines="50" w:before="120" w:after="0" w:line="480" w:lineRule="exact"/>
+        <w:ind w:left="-6" w:right="0" w:hanging="11"/>
+        <w:rPr>
+          <w:sz w:val="32"/>
+        </w:rPr>
+      </w:pPr>
+      <w:r>
+        <w:rPr>
+          <w:rFonts w:hint="eastAsia"/>
           <w:sz w:val="32"/>
           <w:szCs w:val="32"/>
-        </w:rPr>
-        <w:t xml:space="preserve"> </w:t>
-      </w:r>
-      <w:r>
-        <w:rPr>
-          <w:rFonts w:hint="eastAsia"/>
-          <w:sz w:val="24"/>
-          <w:szCs w:val="24"/>
-        </w:rPr>
-        <w:t>(</w:t>
-      </w:r>
-      <w:r>
-        <w:rPr>
-          <w:rFonts w:hint="eastAsia"/>
-          <w:sz w:val="24"/>
-          <w:szCs w:val="24"/>
-        </w:rPr>
-        <w:t>資料來源</w:t>
-      </w:r>
-      <w:r>
-        <w:rPr>
-          <w:rFonts w:hint="eastAsia"/>
-          <w:sz w:val="24"/>
-          <w:szCs w:val="24"/>
-        </w:rPr>
-        <w:t>：</w:t>
-      </w:r>
-      <w:hyperlink r:id="rId10" w:history="1">
-        <w:r>
-          <w:rPr>
-            <w:rStyle w:val="a7"/>
-            <w:sz w:val="24"/>
-            <w:szCs w:val="24"/>
-          </w:rPr>
-          <w:t>http://www.tpomps.edu.hk/tpompschi/2009_2010/06/read.htm</w:t>
-        </w:r>
-      </w:hyperlink>
-      <w:r>
-        <w:rPr>
-          <w:rFonts w:hint="eastAsia"/>
-          <w:sz w:val="24"/>
-          <w:szCs w:val="24"/>
-        </w:rPr>
-        <w:t>)</w:t>
+          <w:bdr w:val="single" w:sz="4" w:space="0" w:color="auto"/>
+        </w:rPr>
+        <w:t>賞析</w:t>
       </w:r>
     </w:p>
     <w:p>
       <w:pPr>
-        <w:spacing w:after="0" w:line="420" w:lineRule="exact"/>
+        <w:spacing w:after="0" w:line="480" w:lineRule="exact"/>
         <w:ind w:left="0" w:right="0" w:firstLine="0"/>
+        <w:jc w:val="both"/>
       </w:pPr>
       <w:r>
         <w:rPr>
@@ -757,11 +634,58 @@
         </w:rPr>
         <w:t xml:space="preserve">　　</w:t>
       </w:r>
-      <w:r>
-        <w:rPr>
-          <w:rFonts w:hint="eastAsia"/>
-        </w:rPr>
-        <w:t>這首詩</w:t>
+      <w:proofErr w:type="gramStart"/>
+      <w:r>
+        <w:rPr>
+          <w:rFonts w:hint="eastAsia"/>
+          <w:u w:val="single"/>
+        </w:rPr>
+        <w:t>賀知章</w:t>
+      </w:r>
+      <w:proofErr w:type="gramEnd"/>
+      <w:r>
+        <w:rPr>
+          <w:rFonts w:hint="eastAsia"/>
+        </w:rPr>
+        <w:t>的</w:t>
+      </w:r>
+      <w:r>
+        <w:rPr>
+          <w:rFonts w:hint="eastAsia"/>
+        </w:rPr>
+        <w:t>《</w:t>
+      </w:r>
+      <w:r>
+        <w:rPr>
+          <w:rFonts w:hint="eastAsia"/>
+        </w:rPr>
+        <w:t>詠柳</w:t>
+      </w:r>
+      <w:r>
+        <w:rPr>
+          <w:rFonts w:hint="eastAsia"/>
+        </w:rPr>
+        <w:t>》</w:t>
+      </w:r>
+      <w:r>
+        <w:rPr>
+          <w:rFonts w:hint="eastAsia"/>
+        </w:rPr>
+        <w:t>是一首描寫早春景色的七言絕句，</w:t>
+      </w:r>
+      <w:proofErr w:type="gramStart"/>
+      <w:r>
+        <w:rPr>
+          <w:rFonts w:hint="eastAsia"/>
+        </w:rPr>
+        <w:t>全詩只有</w:t>
+      </w:r>
+      <w:proofErr w:type="gramEnd"/>
+      <w:r>
+        <w:rPr>
+          <w:rFonts w:hint="eastAsia"/>
+        </w:rPr>
+        <w:t>四句，卻生動地展現出春天柳樹的美麗與生機，也表現出詩人</w:t>
       </w:r>
       <w:r>
         <w:rPr>
@@ -769,55 +693,143 @@
           <w:b/>
           <w:bCs/>
         </w:rPr>
-        <w:t>立意</w:t>
+        <w:t>細膩</w:t>
+      </w:r>
+      <w:r>
+        <w:rPr>
+          <w:rFonts w:hint="eastAsia"/>
+        </w:rPr>
+        <w:t>而充滿想像力的觀察。</w:t>
+      </w:r>
+    </w:p>
+    <w:p>
+      <w:pPr>
+        <w:spacing w:after="0" w:line="480" w:lineRule="exact"/>
+        <w:ind w:left="0" w:right="0" w:firstLine="0"/>
+        <w:jc w:val="both"/>
+      </w:pPr>
+      <w:r>
+        <w:rPr>
+          <w:rFonts w:hint="eastAsia"/>
+        </w:rPr>
+        <w:t xml:space="preserve">　　</w:t>
       </w:r>
       <w:proofErr w:type="gramStart"/>
+      <w:r>
+        <w:rPr>
+          <w:rFonts w:hint="eastAsia"/>
+        </w:rPr>
+        <w:t>首句</w:t>
+      </w:r>
+      <w:proofErr w:type="gramEnd"/>
+      <w:r>
+        <w:rPr>
+          <w:rFonts w:hint="eastAsia"/>
+        </w:rPr>
+        <w:t>「碧玉妝成一樹高」，詩人把整棵柳樹比喻成用碧玉裝飾而成的美人。「碧玉」不僅形容柳葉嫩綠清新的顏色，也給人</w:t>
+      </w:r>
       <w:r>
         <w:rPr>
           <w:rFonts w:hint="eastAsia"/>
           <w:b/>
           <w:bCs/>
         </w:rPr>
-        <w:t>新穎</w:t>
-      </w:r>
-      <w:r>
-        <w:rPr>
-          <w:rFonts w:hint="eastAsia"/>
-        </w:rPr>
-        <w:t>，借詠柳</w:t>
-      </w:r>
-      <w:proofErr w:type="gramEnd"/>
-      <w:r>
-        <w:rPr>
-          <w:rFonts w:hint="eastAsia"/>
-        </w:rPr>
-        <w:t>抒發詩人對春天到來的欣喜，同時頌讚大自然的神奇力量。</w:t>
+        <w:t>晶瑩</w:t>
+      </w:r>
+      <w:r>
+        <w:rPr>
+          <w:rFonts w:hint="eastAsia"/>
+        </w:rPr>
+        <w:t>潔淨的感覺；「妝成」則帶有打扮、裝飾的意思，使柳樹彷彿是一位經過精心打扮的少女，</w:t>
+      </w:r>
+      <w:r>
+        <w:rPr>
+          <w:rFonts w:hint="eastAsia"/>
+          <w:b/>
+          <w:bCs/>
+        </w:rPr>
+        <w:t>亭亭玉立</w:t>
+      </w:r>
+      <w:r>
+        <w:rPr>
+          <w:rFonts w:hint="eastAsia"/>
+        </w:rPr>
+        <w:t>地站立在春光之中。這一句以鮮明的比喻描寫柳樹整體的姿態，形象優美而生動。</w:t>
       </w:r>
     </w:p>
     <w:p>
       <w:pPr>
-        <w:spacing w:after="0" w:line="420" w:lineRule="exact"/>
+        <w:spacing w:after="0" w:line="480" w:lineRule="exact"/>
         <w:ind w:left="0" w:right="0" w:firstLine="0"/>
-      </w:pPr>
-      <w:r>
-        <w:rPr>
-          <w:rFonts w:hint="eastAsia"/>
-        </w:rPr>
-        <w:t xml:space="preserve">　　柳樹是春天的使者，人們看見</w:t>
+        <w:jc w:val="both"/>
+      </w:pPr>
+      <w:r>
+        <w:rPr>
+          <w:rFonts w:hint="eastAsia"/>
+        </w:rPr>
+        <w:t xml:space="preserve">　　</w:t>
+      </w:r>
+      <w:r>
+        <w:rPr>
+          <w:rFonts w:hint="eastAsia"/>
+        </w:rPr>
+        <w:t>第二句「</w:t>
       </w:r>
       <w:proofErr w:type="gramStart"/>
       <w:r>
         <w:rPr>
           <w:rFonts w:hint="eastAsia"/>
         </w:rPr>
-        <w:t>了柳芽</w:t>
+        <w:t>萬條垂</w:t>
       </w:r>
       <w:proofErr w:type="gramEnd"/>
       <w:r>
         <w:rPr>
           <w:rFonts w:hint="eastAsia"/>
         </w:rPr>
-        <w:t>，就預知嚴寒的冬天已經過去，溫暖的春天即將到來。早春時節，萬物</w:t>
+        <w:t>下綠絲</w:t>
+      </w:r>
+      <w:proofErr w:type="gramStart"/>
+      <w:r>
+        <w:rPr>
+          <w:rFonts w:hint="eastAsia"/>
+        </w:rPr>
+        <w:t>絛</w:t>
+      </w:r>
+      <w:proofErr w:type="gramEnd"/>
+      <w:r>
+        <w:rPr>
+          <w:rFonts w:hint="eastAsia"/>
+        </w:rPr>
+        <w:t>」，進一步描寫柳枝的形態。</w:t>
+      </w:r>
+      <w:proofErr w:type="gramStart"/>
+      <w:r>
+        <w:rPr>
+          <w:rFonts w:hint="eastAsia"/>
+        </w:rPr>
+        <w:t>柳樹柔長的</w:t>
+      </w:r>
+      <w:proofErr w:type="gramEnd"/>
+      <w:r>
+        <w:rPr>
+          <w:rFonts w:hint="eastAsia"/>
+        </w:rPr>
+        <w:t>枝條從樹上垂下，好像無數條綠色的絲帶。「萬條」並非實指，而是形容數量很多，使畫面顯得豐富而繁茂；「綠絲</w:t>
+      </w:r>
+      <w:proofErr w:type="gramStart"/>
+      <w:r>
+        <w:rPr>
+          <w:rFonts w:hint="eastAsia"/>
+        </w:rPr>
+        <w:t>絛</w:t>
+      </w:r>
+      <w:proofErr w:type="gramEnd"/>
+      <w:r>
+        <w:rPr>
+          <w:rFonts w:hint="eastAsia"/>
+        </w:rPr>
+        <w:t>」則突出了柳枝細長柔軟的特徵。這一句把柳枝的輕柔與</w:t>
       </w:r>
       <w:r>
         <w:rPr>
@@ -825,55 +837,127 @@
           <w:b/>
           <w:bCs/>
         </w:rPr>
-        <w:t>甦醒</w:t>
-      </w:r>
-      <w:r>
-        <w:rPr>
-          <w:rFonts w:hint="eastAsia"/>
-        </w:rPr>
-        <w:t>，柳樹開始</w:t>
+        <w:t>飄逸</w:t>
+      </w:r>
+      <w:r>
+        <w:rPr>
+          <w:rFonts w:hint="eastAsia"/>
+        </w:rPr>
+        <w:t>描寫得十分傳神，也使整</w:t>
       </w:r>
       <w:proofErr w:type="gramStart"/>
+      <w:r>
+        <w:rPr>
+          <w:rFonts w:hint="eastAsia"/>
+        </w:rPr>
+        <w:t>幅春景</w:t>
+      </w:r>
+      <w:proofErr w:type="gramEnd"/>
+      <w:r>
+        <w:rPr>
+          <w:rFonts w:hint="eastAsia"/>
+        </w:rPr>
+        <w:t>畫面更加生動。</w:t>
+      </w:r>
+    </w:p>
+    <w:p>
+      <w:pPr>
+        <w:spacing w:after="0" w:line="480" w:lineRule="exact"/>
+        <w:ind w:left="0" w:right="0" w:firstLine="0"/>
+        <w:jc w:val="both"/>
+      </w:pPr>
+      <w:r>
+        <w:rPr>
+          <w:rFonts w:hint="eastAsia"/>
+        </w:rPr>
+        <w:t xml:space="preserve">　　</w:t>
+      </w:r>
+      <w:r>
+        <w:rPr>
+          <w:rFonts w:hint="eastAsia"/>
+        </w:rPr>
+        <w:t>第三句「不知細</w:t>
+      </w:r>
+      <w:proofErr w:type="gramStart"/>
+      <w:r>
+        <w:rPr>
+          <w:rFonts w:hint="eastAsia"/>
+        </w:rPr>
+        <w:t>葉誰裁</w:t>
+      </w:r>
+      <w:proofErr w:type="gramEnd"/>
+      <w:r>
+        <w:rPr>
+          <w:rFonts w:hint="eastAsia"/>
+        </w:rPr>
+        <w:t>出」，詩人忽然提出疑問：這些細小而整齊的柳葉究竟是誰裁剪出來的呢？「裁」字用得非常巧妙，好像柳葉是經過精細剪裁而形成的藝術品。這一句由描寫</w:t>
+      </w:r>
+      <w:proofErr w:type="gramStart"/>
+      <w:r>
+        <w:rPr>
+          <w:rFonts w:hint="eastAsia"/>
+        </w:rPr>
+        <w:t>轉為設問</w:t>
+      </w:r>
+      <w:proofErr w:type="gramEnd"/>
+      <w:r>
+        <w:rPr>
+          <w:rFonts w:hint="eastAsia"/>
+        </w:rPr>
+        <w:t>，不僅引發讀者的好奇，也使詩意產生變化，為下一句作</w:t>
+      </w:r>
       <w:r>
         <w:rPr>
           <w:rFonts w:hint="eastAsia"/>
           <w:b/>
           <w:bCs/>
         </w:rPr>
-        <w:t>吐葉掛絲</w:t>
-      </w:r>
-      <w:proofErr w:type="gramEnd"/>
-      <w:r>
-        <w:rPr>
-          <w:rFonts w:hint="eastAsia"/>
-        </w:rPr>
-        <w:t>。早春把柳樹妝扮得漂漂亮亮，像一棵玉樹；千萬條柳枝在微風中柔</w:t>
-      </w:r>
-      <w:proofErr w:type="gramStart"/>
-      <w:r>
-        <w:rPr>
-          <w:rFonts w:hint="eastAsia"/>
-        </w:rPr>
-        <w:t>柔</w:t>
-      </w:r>
-      <w:proofErr w:type="gramEnd"/>
-      <w:r>
-        <w:rPr>
-          <w:rFonts w:hint="eastAsia"/>
-        </w:rPr>
-        <w:t>地垂下，就像一根根綠色的絲帶。柳葉兒是那麼細巧精緻，不禁使人想問：「是誰裁剪出這個可愛的模樣來？」細細一想，原來是二月的春風像剪刀一樣，把大地萬物修理得如此美妙。</w:t>
+        <w:t>鋪墊</w:t>
+      </w:r>
+      <w:r>
+        <w:rPr>
+          <w:rFonts w:hint="eastAsia"/>
+        </w:rPr>
+        <w:t>。</w:t>
       </w:r>
     </w:p>
     <w:p>
       <w:pPr>
-        <w:spacing w:after="0" w:line="420" w:lineRule="exact"/>
+        <w:spacing w:after="0" w:line="480" w:lineRule="exact"/>
         <w:ind w:left="0" w:right="0" w:firstLine="0"/>
-      </w:pPr>
-      <w:r>
-        <w:rPr>
-          <w:rFonts w:hint="eastAsia"/>
-        </w:rPr>
-        <w:t xml:space="preserve">　　柳樹的形態柔和優美，特別</w:t>
+        <w:jc w:val="both"/>
+      </w:pPr>
+      <w:r>
+        <w:rPr>
+          <w:rFonts w:hint="eastAsia"/>
+        </w:rPr>
+        <w:lastRenderedPageBreak/>
+        <w:t xml:space="preserve">　　</w:t>
+      </w:r>
+      <w:r>
+        <w:rPr>
+          <w:rFonts w:hint="eastAsia"/>
+        </w:rPr>
+        <w:t>最後一句「二月春風似剪刀」，揭示答案：原來是二月的春風，就像一把靈巧的剪刀，把柳葉一片片剪裁出來。詩人把無形的春風比作剪刀，既形象又富有想像力，表現出春風催生萬物的力量，也讓整首詩充滿活潑與生機。</w:t>
+      </w:r>
+    </w:p>
+    <w:p>
+      <w:pPr>
+        <w:spacing w:after="0" w:line="480" w:lineRule="exact"/>
+        <w:ind w:left="0" w:right="0" w:firstLine="0"/>
+        <w:jc w:val="both"/>
+      </w:pPr>
+      <w:r>
+        <w:rPr>
+          <w:rFonts w:hint="eastAsia"/>
+        </w:rPr>
+        <w:t xml:space="preserve">　　</w:t>
+      </w:r>
+      <w:r>
+        <w:rPr>
+          <w:rFonts w:hint="eastAsia"/>
+        </w:rPr>
+        <w:t>整體來看，這首詩語言</w:t>
       </w:r>
       <w:r>
         <w:rPr>
@@ -881,186 +965,74 @@
           <w:b/>
           <w:bCs/>
         </w:rPr>
-        <w:t>逗</w:t>
-      </w:r>
-      <w:r>
-        <w:rPr>
-          <w:rFonts w:hint="eastAsia"/>
-        </w:rPr>
-        <w:t>人喜愛，因此，古往今來，柳樹經常成為詩人們描寫的對象。</w:t>
+        <w:t>精煉</w:t>
+      </w:r>
+      <w:r>
+        <w:rPr>
+          <w:rFonts w:hint="eastAsia"/>
+        </w:rPr>
+        <w:t>自然，意象鮮明，運用了比喻和</w:t>
       </w:r>
       <w:proofErr w:type="gramStart"/>
       <w:r>
         <w:rPr>
           <w:rFonts w:hint="eastAsia"/>
         </w:rPr>
-        <w:t>本詩的</w:t>
+        <w:t>設問等</w:t>
       </w:r>
       <w:proofErr w:type="gramEnd"/>
       <w:r>
         <w:rPr>
           <w:rFonts w:hint="eastAsia"/>
         </w:rPr>
-        <w:t>首二句以精緻的筆法寫柳樹優美的形態。柳樹</w:t>
-      </w:r>
-      <w:r>
-        <w:rPr>
-          <w:rFonts w:hint="eastAsia"/>
-          <w:b/>
-          <w:bCs/>
-        </w:rPr>
-        <w:t>婀娜多姿</w:t>
-      </w:r>
-      <w:r>
-        <w:rPr>
-          <w:rFonts w:hint="eastAsia"/>
-        </w:rPr>
-        <w:t>，向來被視為樹木中的美女，一個「妝」字突顯了柳樹如少女妝扮整齊</w:t>
-      </w:r>
-      <w:r>
-        <w:rPr>
-          <w:rFonts w:hint="eastAsia"/>
-          <w:b/>
-          <w:bCs/>
-        </w:rPr>
-        <w:t>亭亭玉立</w:t>
-      </w:r>
-      <w:r>
-        <w:rPr>
-          <w:rFonts w:hint="eastAsia"/>
-        </w:rPr>
-        <w:t>的風姿。以「碧玉」、「</w:t>
+        <w:t>修辭手法，把春天柳樹的姿態描寫得生動優美。詩人從整</w:t>
       </w:r>
       <w:proofErr w:type="gramStart"/>
       <w:r>
         <w:rPr>
           <w:rFonts w:hint="eastAsia"/>
         </w:rPr>
-        <w:t>綠絲</w:t>
+        <w:t>棵樹寫到</w:t>
       </w:r>
       <w:proofErr w:type="gramEnd"/>
       <w:r>
-        <w:t xml:space="preserve"> 」兩個比喻來形容柳樹的綠，都很</w:t>
-      </w:r>
-      <w:r>
-        <w:rPr>
-          <w:b/>
-          <w:bCs/>
-        </w:rPr>
-        <w:t>工巧</w:t>
-      </w:r>
-      <w:r>
-        <w:t>。碧玉</w:t>
-      </w:r>
-      <w:r>
-        <w:rPr>
-          <w:b/>
-          <w:bCs/>
-        </w:rPr>
-        <w:t>剔透玲瓏</w:t>
-      </w:r>
-      <w:r>
-        <w:t>，通體</w:t>
-      </w:r>
-      <w:r>
-        <w:rPr>
-          <w:b/>
-          <w:bCs/>
-        </w:rPr>
-        <w:t>晶瑩</w:t>
-      </w:r>
-      <w:r>
-        <w:t>，形容整株柳樹如同碧玉妝扮而成，顯得純淨明麗。以絲帶</w:t>
+        <w:rPr>
+          <w:rFonts w:hint="eastAsia"/>
+        </w:rPr>
+        <w:t>枝條，再寫到細葉，層層</w:t>
       </w:r>
       <w:proofErr w:type="gramStart"/>
       <w:r>
-        <w:t>比喻柔枝</w:t>
+        <w:rPr>
+          <w:rFonts w:hint="eastAsia"/>
+        </w:rPr>
+        <w:t>深入，</w:t>
       </w:r>
       <w:proofErr w:type="gramEnd"/>
       <w:r>
-        <w:t>，配以濃濃的綠色，可謂</w:t>
-      </w:r>
-      <w:r>
-        <w:rPr>
-          <w:b/>
-          <w:bCs/>
-        </w:rPr>
-        <w:t>唯妙唯肖</w:t>
-      </w:r>
-      <w:r>
-        <w:t>，讓人好像看見</w:t>
+        <w:rPr>
+          <w:rFonts w:hint="eastAsia"/>
+        </w:rPr>
+        <w:t>最後以「春風似剪刀」</w:t>
       </w:r>
       <w:proofErr w:type="gramStart"/>
       <w:r>
-        <w:t>無數根綠帶子</w:t>
+        <w:rPr>
+          <w:rFonts w:hint="eastAsia"/>
+        </w:rPr>
+        <w:t>作結</w:t>
       </w:r>
       <w:proofErr w:type="gramEnd"/>
       <w:r>
-        <w:t>，在和風中輕盈地飄舞。在第三、四句，詩人以問題的形式，道出初生柳葉的纖細柔美，都是春風剪裁出來的，以剪刀比</w:t>
-      </w:r>
-      <w:r>
-        <w:rPr>
-          <w:rFonts w:hint="eastAsia"/>
-        </w:rPr>
-        <w:t>喻春風，很有想像力，令人</w:t>
-      </w:r>
-      <w:r>
-        <w:rPr>
-          <w:rFonts w:hint="eastAsia"/>
-          <w:b/>
-          <w:bCs/>
-        </w:rPr>
-        <w:t>耳目一新</w:t>
-      </w:r>
-      <w:r>
-        <w:rPr>
-          <w:rFonts w:hint="eastAsia"/>
-        </w:rPr>
-        <w:t>。</w:t>
-      </w:r>
-      <w:r>
-        <w:tab/>
-      </w:r>
-      <w:r>
-        <w:tab/>
+        <w:rPr>
+          <w:rFonts w:hint="eastAsia"/>
+        </w:rPr>
+        <w:t>，使畫面充滿動感與生命力。短短四句，不僅描繪了早春柳樹的美景，也表現出詩人對春天與自然的喜愛與讚美。</w:t>
       </w:r>
     </w:p>
     <w:p>
       <w:pPr>
-        <w:spacing w:after="0" w:line="420" w:lineRule="exact"/>
-        <w:ind w:left="0" w:right="0" w:firstLine="0"/>
-        <w:sectPr>
-          <w:type w:val="continuous"/>
-          <w:pgSz w:w="11906" w:h="16838"/>
-          <w:pgMar w:top="567" w:right="851" w:bottom="567" w:left="851" w:header="567" w:footer="283" w:gutter="0"/>
-          <w:cols w:space="720"/>
-          <w:docGrid w:linePitch="381"/>
-        </w:sectPr>
-      </w:pPr>
-      <w:r>
-        <w:rPr>
-          <w:rFonts w:hint="eastAsia"/>
-        </w:rPr>
-        <w:t xml:space="preserve">　　</w:t>
-      </w:r>
-      <w:proofErr w:type="gramStart"/>
-      <w:r>
-        <w:rPr>
-          <w:rFonts w:hint="eastAsia"/>
-        </w:rPr>
-        <w:t>全詩的</w:t>
-      </w:r>
-      <w:proofErr w:type="gramEnd"/>
-      <w:r>
-        <w:rPr>
-          <w:rFonts w:hint="eastAsia"/>
-        </w:rPr>
-        <w:t>視點，從整棵柳樹到局部的柳條，再到更細的柳葉，如攝影鏡頭般，由全景到特寫，描寫層次井然。詩歌採用通俗的語言表達新意，清新明快，富有生活情趣。</w:t>
-      </w:r>
-    </w:p>
-    <w:p>
-      <w:pPr>
-        <w:spacing w:after="0" w:line="400" w:lineRule="exact"/>
+        <w:spacing w:beforeLines="50" w:before="120" w:after="0" w:line="480" w:lineRule="exact"/>
         <w:ind w:left="0" w:right="0" w:firstLine="0"/>
         <w:rPr>
           <w:b/>
@@ -1075,7 +1047,6 @@
           <w:szCs w:val="32"/>
           <w:bdr w:val="single" w:sz="4" w:space="0" w:color="auto"/>
         </w:rPr>
-        <w:lastRenderedPageBreak/>
         <w:t>補充</w:t>
       </w:r>
     </w:p>
@@ -1087,25 +1058,34 @@
           <w:numId w:val="8"/>
         </w:numPr>
         <w:spacing w:after="0" w:line="480" w:lineRule="exact"/>
-        <w:ind w:leftChars="0" w:right="0"/>
-        <w:rPr>
-          <w:szCs w:val="28"/>
-        </w:rPr>
-      </w:pPr>
-      <w:r>
-        <w:rPr>
-          <w:rFonts w:hint="eastAsia"/>
-          <w:szCs w:val="28"/>
-        </w:rPr>
-        <w:t>輕盈：形容體態</w:t>
+        <w:ind w:leftChars="0" w:left="284" w:right="0" w:hanging="284"/>
+        <w:rPr>
+          <w:szCs w:val="28"/>
+        </w:rPr>
+      </w:pPr>
+      <w:r>
+        <w:rPr>
+          <w:rFonts w:hint="eastAsia"/>
+          <w:szCs w:val="28"/>
+        </w:rPr>
+        <w:t>細膩</w:t>
+      </w:r>
+      <w:r>
+        <w:rPr>
+          <w:rFonts w:hint="eastAsia"/>
+          <w:szCs w:val="28"/>
+        </w:rPr>
+        <w:t>(</w:t>
       </w:r>
       <w:proofErr w:type="gramStart"/>
       <w:r>
         <w:rPr>
           <w:rFonts w:hint="eastAsia"/>
-          <w:szCs w:val="28"/>
-        </w:rPr>
-        <w:t>纖</w:t>
+          <w:color w:val="FF0000"/>
+          <w:sz w:val="16"/>
+          <w:szCs w:val="16"/>
+        </w:rPr>
+        <w:t>ㄋ一ˋ</w:t>
       </w:r>
       <w:proofErr w:type="gramEnd"/>
       <w:r>
@@ -1113,7 +1093,35 @@
           <w:rFonts w:hint="eastAsia"/>
           <w:szCs w:val="28"/>
         </w:rPr>
-        <w:t>秀，動作輕快。【例】她隨著音樂輕盈起舞。</w:t>
+        <w:t>)</w:t>
+      </w:r>
+      <w:r>
+        <w:rPr>
+          <w:rFonts w:hint="eastAsia"/>
+          <w:szCs w:val="28"/>
+        </w:rPr>
+        <w:t>：</w:t>
+      </w:r>
+      <w:r>
+        <w:rPr>
+          <w:rFonts w:hint="eastAsia"/>
+          <w:szCs w:val="28"/>
+        </w:rPr>
+        <w:t>指事物非常細緻、精巧，觀察或描寫得很周到</w:t>
+      </w:r>
+      <w:r>
+        <w:rPr>
+          <w:rFonts w:hint="eastAsia"/>
+          <w:szCs w:val="28"/>
+        </w:rPr>
+        <w:t>。</w:t>
+      </w:r>
+      <w:r>
+        <w:rPr>
+          <w:rFonts w:hint="eastAsia"/>
+          <w:szCs w:val="28"/>
+        </w:rPr>
+        <w:t>常用來形容人觀察入微、感受敏銳，或作品描寫精細、生動，使人能感受到其中的微妙之處。</w:t>
       </w:r>
     </w:p>
     <w:p>
@@ -1124,101 +1132,49 @@
           <w:numId w:val="8"/>
         </w:numPr>
         <w:spacing w:after="0" w:line="480" w:lineRule="exact"/>
-        <w:ind w:leftChars="0" w:right="0"/>
-        <w:rPr>
-          <w:spacing w:val="-15"/>
-          <w:szCs w:val="28"/>
-        </w:rPr>
-      </w:pPr>
-      <w:r>
-        <w:rPr>
-          <w:rFonts w:hint="eastAsia"/>
-          <w:szCs w:val="28"/>
-        </w:rPr>
-        <w:t>婆娑(</w:t>
+        <w:ind w:leftChars="0" w:left="284" w:right="0" w:hanging="284"/>
+        <w:rPr>
+          <w:szCs w:val="28"/>
+        </w:rPr>
+      </w:pPr>
+      <w:r>
+        <w:rPr>
+          <w:rFonts w:hint="eastAsia"/>
+          <w:szCs w:val="28"/>
+        </w:rPr>
+        <w:t>晶瑩</w:t>
+      </w:r>
+      <w:r>
+        <w:rPr>
+          <w:rFonts w:hint="eastAsia"/>
+          <w:szCs w:val="28"/>
+        </w:rPr>
+        <w:t>(</w:t>
       </w:r>
       <w:proofErr w:type="gramStart"/>
       <w:r>
         <w:rPr>
           <w:rFonts w:hint="eastAsia"/>
           <w:color w:val="FF0000"/>
-          <w:spacing w:val="-15"/>
           <w:sz w:val="16"/>
           <w:szCs w:val="16"/>
         </w:rPr>
-        <w:t>ㄙㄨㄛ</w:t>
+        <w:t>ㄧㄥˊ</w:t>
       </w:r>
       <w:proofErr w:type="gramEnd"/>
       <w:r>
         <w:rPr>
           <w:rFonts w:hint="eastAsia"/>
-          <w:spacing w:val="-15"/>
           <w:szCs w:val="28"/>
         </w:rPr>
         <w:t>)：</w:t>
       </w:r>
-    </w:p>
-    <w:p>
-      <w:pPr>
-        <w:pStyle w:val="a9"/>
-        <w:numPr>
-          <w:ilvl w:val="1"/>
-          <w:numId w:val="10"/>
-        </w:numPr>
-        <w:spacing w:after="0" w:line="480" w:lineRule="exact"/>
-        <w:ind w:leftChars="0" w:right="0"/>
-        <w:rPr>
-          <w:szCs w:val="28"/>
-        </w:rPr>
-      </w:pPr>
-      <w:r>
-        <w:rPr>
-          <w:rFonts w:hint="eastAsia"/>
-          <w:szCs w:val="28"/>
-        </w:rPr>
-        <w:t>盤旋舞蹈的樣子。【例】音樂一起，他們倆就在舞池婆娑起舞。</w:t>
-      </w:r>
-    </w:p>
-    <w:p>
-      <w:pPr>
-        <w:pStyle w:val="a9"/>
-        <w:numPr>
-          <w:ilvl w:val="1"/>
-          <w:numId w:val="10"/>
-        </w:numPr>
-        <w:spacing w:after="0" w:line="480" w:lineRule="exact"/>
-        <w:ind w:leftChars="0" w:right="0"/>
-        <w:rPr>
-          <w:szCs w:val="28"/>
-        </w:rPr>
-      </w:pPr>
-      <w:r>
-        <w:rPr>
-          <w:rFonts w:hint="eastAsia"/>
-          <w:szCs w:val="28"/>
-        </w:rPr>
-        <w:t>枝葉繁茂而隨風搖曳的樣子。【例】枝葉婆娑</w:t>
-      </w:r>
-    </w:p>
-    <w:p>
-      <w:pPr>
-        <w:pStyle w:val="a9"/>
-        <w:numPr>
-          <w:ilvl w:val="1"/>
-          <w:numId w:val="10"/>
-        </w:numPr>
-        <w:spacing w:after="0" w:line="480" w:lineRule="exact"/>
-        <w:ind w:leftChars="0" w:right="0"/>
-        <w:rPr>
-          <w:szCs w:val="28"/>
-        </w:rPr>
-      </w:pPr>
-      <w:r>
-        <w:rPr>
-          <w:rFonts w:hint="eastAsia"/>
-          <w:szCs w:val="28"/>
-        </w:rPr>
-        <w:t>淚光閃動的樣子。【例】她抬起婆娑的淚眼望著我。</w:t>
+      <w:r>
+        <w:rPr>
+          <w:rFonts w:hint="eastAsia"/>
+          <w:szCs w:val="28"/>
+        </w:rPr>
+        <w:t>形容物體清澈明亮，像水晶或玉石一樣透明而有光澤。不僅表示外表的光亮潔淨，也常用來象徵純淨、美好與清新。</w:t>
       </w:r>
     </w:p>
     <w:p>
@@ -1229,23 +1185,47 @@
           <w:numId w:val="8"/>
         </w:numPr>
         <w:spacing w:after="0" w:line="480" w:lineRule="exact"/>
-        <w:ind w:leftChars="0" w:right="0"/>
-        <w:rPr>
-          <w:szCs w:val="28"/>
-        </w:rPr>
-      </w:pPr>
-      <w:r>
-        <w:rPr>
-          <w:szCs w:val="28"/>
-        </w:rPr>
-        <w:t>和煦</w:t>
-      </w:r>
-      <w:r>
-        <w:rPr>
-          <w:rFonts w:hint="eastAsia"/>
-          <w:szCs w:val="28"/>
-        </w:rPr>
-        <w:t>：溫暖祥和的樣子。</w:t>
+        <w:ind w:leftChars="0" w:left="284" w:right="0" w:hanging="284"/>
+        <w:rPr>
+          <w:szCs w:val="28"/>
+        </w:rPr>
+      </w:pPr>
+      <w:r>
+        <w:rPr>
+          <w:rFonts w:hint="eastAsia"/>
+          <w:szCs w:val="28"/>
+        </w:rPr>
+        <w:t>亭亭玉立</w:t>
+      </w:r>
+      <w:r>
+        <w:rPr>
+          <w:rFonts w:hint="eastAsia"/>
+          <w:szCs w:val="28"/>
+        </w:rPr>
+        <w:t>：</w:t>
+      </w:r>
+      <w:r>
+        <w:rPr>
+          <w:rFonts w:hint="eastAsia"/>
+          <w:szCs w:val="28"/>
+        </w:rPr>
+        <w:t>形容人或物體挺拔秀麗、姿態優美。常用來形容</w:t>
+      </w:r>
+      <w:proofErr w:type="gramStart"/>
+      <w:r>
+        <w:rPr>
+          <w:rFonts w:hint="eastAsia"/>
+          <w:szCs w:val="28"/>
+        </w:rPr>
+        <w:t>女子身姿修長</w:t>
+      </w:r>
+      <w:proofErr w:type="gramEnd"/>
+      <w:r>
+        <w:rPr>
+          <w:rFonts w:hint="eastAsia"/>
+          <w:szCs w:val="28"/>
+        </w:rPr>
+        <w:t>美麗，也可用來形容樹木或花草高雅挺立、充滿美感。</w:t>
       </w:r>
     </w:p>
     <w:p>
@@ -1256,34 +1236,31 @@
           <w:numId w:val="8"/>
         </w:numPr>
         <w:spacing w:after="0" w:line="480" w:lineRule="exact"/>
-        <w:ind w:leftChars="0" w:right="0"/>
-        <w:rPr>
-          <w:rFonts w:hint="eastAsia"/>
-          <w:szCs w:val="28"/>
-        </w:rPr>
-      </w:pPr>
-      <w:r>
-        <w:rPr>
-          <w:rFonts w:hint="eastAsia"/>
-          <w:szCs w:val="28"/>
-        </w:rPr>
-        <w:t>立意：確立作品的思想、主題。【例】這篇文章立意</w:t>
-      </w:r>
-      <w:proofErr w:type="gramStart"/>
-      <w:r>
-        <w:rPr>
-          <w:rFonts w:hint="eastAsia"/>
-          <w:szCs w:val="28"/>
-        </w:rPr>
-        <w:t>新穎，</w:t>
-      </w:r>
-      <w:proofErr w:type="gramEnd"/>
-      <w:r>
-        <w:rPr>
-          <w:rFonts w:hint="eastAsia"/>
-          <w:szCs w:val="28"/>
-        </w:rPr>
-        <w:t>堪稱佳作。</w:t>
+        <w:ind w:leftChars="0" w:left="284" w:right="0" w:hanging="284"/>
+        <w:rPr>
+          <w:szCs w:val="28"/>
+        </w:rPr>
+      </w:pPr>
+      <w:r>
+        <w:rPr>
+          <w:rFonts w:hint="eastAsia"/>
+          <w:szCs w:val="28"/>
+        </w:rPr>
+        <w:t>飄逸</w:t>
+      </w:r>
+      <w:r>
+        <w:rPr>
+          <w:rFonts w:hint="eastAsia"/>
+          <w:szCs w:val="28"/>
+        </w:rPr>
+        <w:t>：</w:t>
+      </w:r>
+      <w:r>
+        <w:rPr>
+          <w:rFonts w:hint="eastAsia"/>
+          <w:szCs w:val="28"/>
+        </w:rPr>
+        <w:t>形容姿態輕柔、飄動而優美。表現出輕盈、優雅與自然流動的感覺，常用於形容衣袖、頭髮、柳枝或文風的優美流暢。</w:t>
       </w:r>
     </w:p>
     <w:p>
@@ -1294,49 +1271,31 @@
           <w:numId w:val="8"/>
         </w:numPr>
         <w:spacing w:after="0" w:line="480" w:lineRule="exact"/>
-        <w:ind w:leftChars="0" w:right="0"/>
-        <w:rPr>
-          <w:szCs w:val="28"/>
-        </w:rPr>
-      </w:pPr>
-      <w:r>
-        <w:rPr>
-          <w:rFonts w:hint="eastAsia"/>
-          <w:szCs w:val="28"/>
-        </w:rPr>
-        <w:t>新穎：新奇別</w:t>
-      </w:r>
-      <w:proofErr w:type="gramStart"/>
-      <w:r>
-        <w:rPr>
-          <w:rFonts w:hint="eastAsia"/>
-          <w:szCs w:val="28"/>
-        </w:rPr>
-        <w:t>緻</w:t>
-      </w:r>
-      <w:proofErr w:type="gramEnd"/>
-      <w:r>
-        <w:rPr>
-          <w:rFonts w:hint="eastAsia"/>
-          <w:szCs w:val="28"/>
-        </w:rPr>
-        <w:t>。【例】他此次發表的作品題材十分</w:t>
-      </w:r>
-      <w:proofErr w:type="gramStart"/>
-      <w:r>
-        <w:rPr>
-          <w:rFonts w:hint="eastAsia"/>
-          <w:szCs w:val="28"/>
-        </w:rPr>
-        <w:t>新穎，</w:t>
-      </w:r>
-      <w:proofErr w:type="gramEnd"/>
-      <w:r>
-        <w:rPr>
-          <w:rFonts w:hint="eastAsia"/>
-          <w:szCs w:val="28"/>
-        </w:rPr>
-        <w:t>引起文藝界的廣泛討論。</w:t>
+        <w:ind w:leftChars="0" w:left="284" w:right="0" w:hanging="284"/>
+        <w:rPr>
+          <w:szCs w:val="28"/>
+        </w:rPr>
+      </w:pPr>
+      <w:r>
+        <w:rPr>
+          <w:rFonts w:hint="eastAsia"/>
+          <w:szCs w:val="28"/>
+        </w:rPr>
+        <w:t>鋪墊</w:t>
+      </w:r>
+      <w:r>
+        <w:rPr>
+          <w:rFonts w:hint="eastAsia"/>
+          <w:szCs w:val="28"/>
+        </w:rPr>
+        <w:t>：</w:t>
+      </w:r>
+      <w:r>
+        <w:rPr>
+          <w:rFonts w:hint="eastAsia"/>
+          <w:szCs w:val="28"/>
+        </w:rPr>
+        <w:t>在主要內容出現之前，先作一些準備或安排。在文章或故事中，用來逐步引導讀者，使後面的重點或結論出現時更加自然、完整而有力量。</w:t>
       </w:r>
     </w:p>
     <w:p>
@@ -1347,450 +1306,38 @@
           <w:numId w:val="8"/>
         </w:numPr>
         <w:spacing w:after="0" w:line="480" w:lineRule="exact"/>
-        <w:ind w:leftChars="0" w:right="0"/>
-        <w:rPr>
-          <w:szCs w:val="28"/>
-        </w:rPr>
-      </w:pPr>
-      <w:r>
-        <w:rPr>
-          <w:rFonts w:hint="eastAsia"/>
-          <w:szCs w:val="28"/>
-        </w:rPr>
-        <w:t>甦醒：從昏迷中醒過來。</w:t>
-      </w:r>
-    </w:p>
-    <w:p>
-      <w:pPr>
-        <w:pStyle w:val="a9"/>
-        <w:numPr>
-          <w:ilvl w:val="0"/>
-          <w:numId w:val="8"/>
-        </w:numPr>
-        <w:spacing w:after="0" w:line="480" w:lineRule="exact"/>
-        <w:ind w:leftChars="0" w:right="0"/>
-        <w:rPr>
-          <w:szCs w:val="28"/>
-        </w:rPr>
-      </w:pPr>
-      <w:proofErr w:type="gramStart"/>
-      <w:r>
-        <w:rPr>
-          <w:rFonts w:hint="eastAsia"/>
-          <w:szCs w:val="28"/>
-        </w:rPr>
-        <w:t>吐葉掛絲</w:t>
-      </w:r>
-      <w:proofErr w:type="gramEnd"/>
-      <w:r>
-        <w:rPr>
-          <w:rFonts w:hint="eastAsia"/>
-          <w:szCs w:val="28"/>
-        </w:rPr>
-        <w:t>：長出葉子，垂下枝條。</w:t>
-      </w:r>
-    </w:p>
-    <w:p>
-      <w:pPr>
-        <w:pStyle w:val="a9"/>
-        <w:numPr>
-          <w:ilvl w:val="0"/>
-          <w:numId w:val="8"/>
-        </w:numPr>
-        <w:spacing w:after="0" w:line="480" w:lineRule="exact"/>
-        <w:ind w:leftChars="0" w:right="0"/>
-        <w:rPr>
-          <w:szCs w:val="28"/>
-        </w:rPr>
-      </w:pPr>
-      <w:r>
-        <w:rPr>
-          <w:rFonts w:hint="eastAsia"/>
-          <w:szCs w:val="28"/>
-        </w:rPr>
-        <w:t>逗：招惹、</w:t>
-      </w:r>
-      <w:proofErr w:type="gramStart"/>
-      <w:r>
-        <w:rPr>
-          <w:rFonts w:hint="eastAsia"/>
-          <w:szCs w:val="28"/>
-        </w:rPr>
-        <w:t>引弄</w:t>
-      </w:r>
-      <w:proofErr w:type="gramEnd"/>
-      <w:r>
-        <w:rPr>
-          <w:rFonts w:hint="eastAsia"/>
-          <w:szCs w:val="28"/>
-        </w:rPr>
-        <w:t>。</w:t>
-      </w:r>
-    </w:p>
-    <w:p>
-      <w:pPr>
-        <w:pStyle w:val="a9"/>
-        <w:numPr>
-          <w:ilvl w:val="0"/>
-          <w:numId w:val="8"/>
-        </w:numPr>
-        <w:spacing w:after="0" w:line="480" w:lineRule="exact"/>
-        <w:ind w:leftChars="0" w:right="0"/>
-        <w:rPr>
-          <w:szCs w:val="28"/>
-        </w:rPr>
-      </w:pPr>
-      <w:r>
-        <w:rPr>
-          <w:rFonts w:hint="eastAsia"/>
-          <w:szCs w:val="28"/>
-        </w:rPr>
-        <w:t>婀娜</w:t>
-      </w:r>
-      <w:r>
-        <w:rPr>
-          <w:rFonts w:hint="eastAsia"/>
-          <w:szCs w:val="28"/>
-        </w:rPr>
-        <w:t>(</w:t>
-      </w:r>
-      <w:proofErr w:type="gramStart"/>
-      <w:r>
-        <w:rPr>
-          <w:rFonts w:hint="eastAsia"/>
-          <w:color w:val="FF0000"/>
-          <w:sz w:val="16"/>
-          <w:szCs w:val="16"/>
-        </w:rPr>
-        <w:t>ㄜ</w:t>
-      </w:r>
-      <w:proofErr w:type="gramEnd"/>
-      <w:r>
-        <w:rPr>
-          <w:rFonts w:hint="eastAsia"/>
-          <w:color w:val="FF0000"/>
-          <w:sz w:val="16"/>
-          <w:szCs w:val="16"/>
-        </w:rPr>
-        <w:t xml:space="preserve"> </w:t>
-      </w:r>
-      <w:proofErr w:type="gramStart"/>
-      <w:r>
-        <w:rPr>
-          <w:rFonts w:hint="eastAsia"/>
-          <w:color w:val="FF0000"/>
-          <w:sz w:val="16"/>
-          <w:szCs w:val="16"/>
-        </w:rPr>
-        <w:t>ㄋㄨㄛ</w:t>
-      </w:r>
-      <w:r>
-        <w:rPr>
-          <w:rFonts w:hint="eastAsia"/>
-          <w:color w:val="FF0000"/>
-          <w:sz w:val="16"/>
-          <w:szCs w:val="16"/>
-        </w:rPr>
-        <w:t>ˊ</w:t>
-      </w:r>
-      <w:proofErr w:type="gramEnd"/>
-      <w:r>
-        <w:rPr>
-          <w:rFonts w:hint="eastAsia"/>
-          <w:szCs w:val="28"/>
-        </w:rPr>
-        <w:t>)</w:t>
-      </w:r>
-      <w:r>
-        <w:rPr>
-          <w:rFonts w:hint="eastAsia"/>
-          <w:szCs w:val="28"/>
-        </w:rPr>
-        <w:t>多姿：形容儀態柔美，風姿綽</w:t>
-      </w:r>
-      <w:r>
-        <w:rPr>
-          <w:rFonts w:hint="eastAsia"/>
-          <w:szCs w:val="28"/>
-        </w:rPr>
-        <w:t>(</w:t>
-      </w:r>
-      <w:proofErr w:type="gramStart"/>
-      <w:r>
-        <w:rPr>
-          <w:rFonts w:hint="eastAsia"/>
-          <w:color w:val="FF0000"/>
-          <w:sz w:val="16"/>
-          <w:szCs w:val="16"/>
-        </w:rPr>
-        <w:t>ㄔㄨㄛ</w:t>
-      </w:r>
-      <w:r>
-        <w:rPr>
-          <w:rFonts w:hint="eastAsia"/>
-          <w:color w:val="FF0000"/>
-          <w:sz w:val="16"/>
-          <w:szCs w:val="16"/>
-        </w:rPr>
-        <w:t>ˋ</w:t>
-      </w:r>
-      <w:proofErr w:type="gramEnd"/>
-      <w:r>
-        <w:rPr>
-          <w:rFonts w:hint="eastAsia"/>
-          <w:szCs w:val="28"/>
-        </w:rPr>
-        <w:t>)</w:t>
-      </w:r>
-      <w:r>
-        <w:rPr>
-          <w:rFonts w:hint="eastAsia"/>
-          <w:szCs w:val="28"/>
-        </w:rPr>
-        <w:t>約。【例】模特兒長期接受訓練，走起路來總是婀娜多姿，搖曳動人。婀娜：柔美的樣子。</w:t>
-      </w:r>
-    </w:p>
-    <w:p>
-      <w:pPr>
-        <w:pStyle w:val="a9"/>
-        <w:spacing w:after="0" w:line="480" w:lineRule="exact"/>
-        <w:ind w:leftChars="0" w:right="0" w:firstLine="0"/>
-        <w:rPr>
-          <w:szCs w:val="28"/>
-        </w:rPr>
-      </w:pPr>
-      <w:r>
-        <w:rPr>
-          <w:rFonts w:hint="eastAsia"/>
-          <w:szCs w:val="28"/>
-        </w:rPr>
-        <w:t>風姿綽約：形容人的風采姿容非常優美。如：「神話中的仙子，個個風姿綽約。」綽約：柔媚婉約。</w:t>
-      </w:r>
-    </w:p>
-    <w:p>
-      <w:pPr>
-        <w:pStyle w:val="a9"/>
-        <w:numPr>
-          <w:ilvl w:val="0"/>
-          <w:numId w:val="8"/>
-        </w:numPr>
-        <w:spacing w:after="0" w:line="480" w:lineRule="exact"/>
-        <w:ind w:leftChars="0" w:right="0"/>
-        <w:rPr>
-          <w:szCs w:val="28"/>
-        </w:rPr>
-      </w:pPr>
-      <w:r>
-        <w:rPr>
-          <w:rFonts w:hint="eastAsia"/>
-          <w:szCs w:val="28"/>
-        </w:rPr>
-        <w:t>亭亭玉立：形容女子體態秀麗的樣子。【例】多年不見，沒想到妳已出落得亭亭玉立了。亭亭：高聳直立的樣子。後形容女子</w:t>
-      </w:r>
-      <w:proofErr w:type="gramStart"/>
-      <w:r>
-        <w:rPr>
-          <w:rFonts w:hint="eastAsia"/>
-          <w:szCs w:val="28"/>
-        </w:rPr>
-        <w:t>苗條，</w:t>
-      </w:r>
-      <w:proofErr w:type="gramEnd"/>
-      <w:r>
-        <w:rPr>
-          <w:rFonts w:hint="eastAsia"/>
-          <w:szCs w:val="28"/>
-        </w:rPr>
-        <w:t>姿態秀美。</w:t>
-      </w:r>
-    </w:p>
-    <w:p>
-      <w:pPr>
-        <w:pStyle w:val="a9"/>
-        <w:numPr>
-          <w:ilvl w:val="0"/>
-          <w:numId w:val="8"/>
-        </w:numPr>
-        <w:spacing w:after="0" w:line="480" w:lineRule="exact"/>
-        <w:ind w:leftChars="0" w:right="0"/>
-        <w:rPr>
-          <w:szCs w:val="28"/>
-        </w:rPr>
-      </w:pPr>
-      <w:r>
-        <w:rPr>
-          <w:rFonts w:hint="eastAsia"/>
-          <w:szCs w:val="28"/>
-        </w:rPr>
-        <w:t>工巧：精美、精巧。</w:t>
-      </w:r>
-    </w:p>
-    <w:p>
-      <w:pPr>
-        <w:pStyle w:val="a9"/>
-        <w:numPr>
-          <w:ilvl w:val="0"/>
-          <w:numId w:val="8"/>
-        </w:numPr>
-        <w:spacing w:after="0" w:line="480" w:lineRule="exact"/>
-        <w:ind w:leftChars="0" w:right="0"/>
-        <w:rPr>
-          <w:szCs w:val="28"/>
-        </w:rPr>
-      </w:pPr>
-      <w:r>
-        <w:rPr>
-          <w:rFonts w:hint="eastAsia"/>
-          <w:szCs w:val="28"/>
-        </w:rPr>
-        <w:t>剔透：形容器物透明精巧、雕飾細膩。</w:t>
-      </w:r>
-    </w:p>
-    <w:p>
-      <w:pPr>
-        <w:pStyle w:val="a9"/>
-        <w:numPr>
-          <w:ilvl w:val="0"/>
-          <w:numId w:val="8"/>
-        </w:numPr>
-        <w:spacing w:after="0" w:line="480" w:lineRule="exact"/>
-        <w:ind w:leftChars="0" w:right="0"/>
-        <w:rPr>
-          <w:szCs w:val="28"/>
-        </w:rPr>
-      </w:pPr>
-      <w:r>
-        <w:rPr>
-          <w:rFonts w:hint="eastAsia"/>
-          <w:szCs w:val="28"/>
-        </w:rPr>
-        <w:t>玲瓏：</w:t>
-      </w:r>
-    </w:p>
-    <w:p>
-      <w:pPr>
-        <w:pStyle w:val="a9"/>
-        <w:numPr>
-          <w:ilvl w:val="0"/>
-          <w:numId w:val="11"/>
-        </w:numPr>
-        <w:spacing w:after="0" w:line="480" w:lineRule="exact"/>
-        <w:ind w:leftChars="0" w:right="0"/>
-        <w:rPr>
-          <w:szCs w:val="28"/>
-        </w:rPr>
-      </w:pPr>
-      <w:r>
-        <w:rPr>
-          <w:rFonts w:hint="eastAsia"/>
-          <w:szCs w:val="28"/>
-        </w:rPr>
-        <w:t>形容器物細緻精巧。【例】小巧玲瓏、玲瓏剔透</w:t>
-      </w:r>
-    </w:p>
-    <w:p>
-      <w:pPr>
-        <w:pStyle w:val="a9"/>
-        <w:numPr>
-          <w:ilvl w:val="0"/>
-          <w:numId w:val="11"/>
-        </w:numPr>
-        <w:spacing w:after="0" w:line="480" w:lineRule="exact"/>
-        <w:ind w:leftChars="0" w:right="0"/>
-        <w:rPr>
-          <w:szCs w:val="28"/>
-        </w:rPr>
-      </w:pPr>
-      <w:r>
-        <w:rPr>
-          <w:rFonts w:hint="eastAsia"/>
-          <w:szCs w:val="28"/>
-        </w:rPr>
-        <w:t>比喻人聰明、靈活。【例】八面玲瓏、玲瓏活潑</w:t>
-      </w:r>
-    </w:p>
-    <w:p>
-      <w:pPr>
-        <w:pStyle w:val="a9"/>
-        <w:numPr>
-          <w:ilvl w:val="0"/>
-          <w:numId w:val="8"/>
-        </w:numPr>
-        <w:spacing w:after="0" w:line="480" w:lineRule="exact"/>
-        <w:ind w:leftChars="0" w:right="0"/>
-        <w:rPr>
-          <w:szCs w:val="28"/>
-        </w:rPr>
-      </w:pPr>
-      <w:r>
-        <w:rPr>
-          <w:rFonts w:hint="eastAsia"/>
-          <w:szCs w:val="28"/>
-        </w:rPr>
-        <w:t>晶瑩：明亮透</w:t>
-      </w:r>
-      <w:proofErr w:type="gramStart"/>
-      <w:r>
-        <w:rPr>
-          <w:rFonts w:hint="eastAsia"/>
-          <w:szCs w:val="28"/>
-        </w:rPr>
-        <w:t>澈</w:t>
-      </w:r>
-      <w:proofErr w:type="gramEnd"/>
-      <w:r>
-        <w:rPr>
-          <w:rFonts w:hint="eastAsia"/>
-          <w:szCs w:val="28"/>
-        </w:rPr>
-        <w:t>。</w:t>
-      </w:r>
-    </w:p>
-    <w:p>
-      <w:pPr>
-        <w:pStyle w:val="a9"/>
-        <w:numPr>
-          <w:ilvl w:val="0"/>
-          <w:numId w:val="8"/>
-        </w:numPr>
-        <w:spacing w:after="0" w:line="480" w:lineRule="exact"/>
-        <w:ind w:leftChars="0" w:right="0"/>
-        <w:rPr>
-          <w:szCs w:val="28"/>
-        </w:rPr>
-      </w:pPr>
-      <w:r>
-        <w:rPr>
-          <w:rFonts w:hint="eastAsia"/>
-          <w:szCs w:val="28"/>
-        </w:rPr>
-        <w:t>唯妙唯肖：比喻精細巧妙，逼真傳神。</w:t>
-      </w:r>
-    </w:p>
-    <w:p>
-      <w:pPr>
-        <w:pStyle w:val="a9"/>
-        <w:numPr>
-          <w:ilvl w:val="0"/>
-          <w:numId w:val="8"/>
-        </w:numPr>
-        <w:spacing w:after="0" w:line="480" w:lineRule="exact"/>
-        <w:ind w:leftChars="0" w:right="0"/>
-        <w:rPr>
-          <w:szCs w:val="28"/>
-        </w:rPr>
-      </w:pPr>
-      <w:r>
-        <w:rPr>
-          <w:rFonts w:hint="eastAsia"/>
-          <w:szCs w:val="28"/>
-        </w:rPr>
-        <w:t>耳目一新：所見所聞和過去完全不同而有一種新奇、清新的感覺。</w:t>
+        <w:ind w:leftChars="0" w:left="284" w:right="0" w:hanging="284"/>
+        <w:rPr>
+          <w:rFonts w:hint="eastAsia"/>
+          <w:szCs w:val="28"/>
+        </w:rPr>
+      </w:pPr>
+      <w:r>
+        <w:rPr>
+          <w:rFonts w:hint="eastAsia"/>
+          <w:szCs w:val="28"/>
+        </w:rPr>
+        <w:t>精煉</w:t>
+      </w:r>
+      <w:r>
+        <w:rPr>
+          <w:rFonts w:hint="eastAsia"/>
+          <w:szCs w:val="28"/>
+        </w:rPr>
+        <w:t>：</w:t>
+      </w:r>
+      <w:r>
+        <w:rPr>
+          <w:rFonts w:hint="eastAsia"/>
+          <w:szCs w:val="28"/>
+        </w:rPr>
+        <w:t>指語言或內容經過提煉後，變得簡潔而有力。表示表達方式不冗長，但意思完整深刻，能用簡單的文字表達豐富的內容。</w:t>
       </w:r>
     </w:p>
     <w:sectPr>
+      <w:footerReference w:type="default" r:id="rId8"/>
       <w:pgSz w:w="11906" w:h="16838"/>
-      <w:pgMar w:top="567" w:right="851" w:bottom="567" w:left="851" w:header="567" w:footer="283" w:gutter="0"/>
+      <w:pgMar w:top="567" w:right="851" w:bottom="567" w:left="851" w:header="567" w:footer="0" w:gutter="0"/>
       <w:cols w:space="720"/>
       <w:docGrid w:linePitch="381"/>
     </w:sectPr>
@@ -1799,7 +1346,7 @@
 </file>
 
 <file path=word/endnotes.xml><?xml version="1.0" encoding="utf-8"?>
-<w:endnotes xmlns:wpc="http://schemas.microsoft.com/office/word/2010/wordprocessingCanvas" xmlns:cx="http://schemas.microsoft.com/office/drawing/2014/chartex" xmlns:cx1="http://schemas.microsoft.com/office/drawing/2015/9/8/chartex" xmlns:cx2="http://schemas.microsoft.com/office/drawing/2015/10/21/chartex" xmlns:cx3="http://schemas.microsoft.com/office/drawing/2016/5/9/chartex" xmlns:cx4="http://schemas.microsoft.com/office/drawing/2016/5/10/chartex" xmlns:cx5="http://schemas.microsoft.com/office/drawing/2016/5/11/chartex" xmlns:cx6="http://schemas.microsoft.com/office/drawing/2016/5/12/chartex" xmlns:cx7="http://schemas.microsoft.com/office/drawing/2016/5/13/chartex" xmlns:cx8="http://schemas.microsoft.com/office/drawing/2016/5/14/chartex" xmlns:mc="http://schemas.openxmlformats.org/markup-compatibility/2006" xmlns:aink="http://schemas.microsoft.com/office/drawing/2016/ink" xmlns:am3d="http://schemas.microsoft.com/office/drawing/2017/model3d" xmlns:o="urn:schemas-microsoft-com:office:office" xmlns:oel="http://schemas.microsoft.com/office/2019/extlst" xmlns:r="http://schemas.openxmlformats.org/officeDocument/2006/relationships" xmlns:m="http://schemas.openxmlformats.org/officeDocument/2006/math" xmlns:v="urn:schemas-microsoft-com:vml" xmlns:wp14="http://schemas.microsoft.com/office/word/2010/wordprocessingDrawing" xmlns:wp="http://schemas.openxmlformats.org/drawingml/2006/wordprocessingDrawing" xmlns:w10="urn:schemas-microsoft-com:office:word" xmlns:w="http://schemas.openxmlformats.org/wordprocessingml/2006/main" xmlns:w14="http://schemas.microsoft.com/office/word/2010/wordml" xmlns:w15="http://schemas.microsoft.com/office/word/2012/wordml" xmlns:w16cex="http://schemas.microsoft.com/office/word/2018/wordml/cex" xmlns:w16cid="http://schemas.microsoft.com/office/word/2016/wordml/cid" xmlns:w16="http://schemas.microsoft.com/office/word/2018/wordml" xmlns:w16du="http://schemas.microsoft.com/office/word/2023/wordml/word16du" xmlns:w16sdtdh="http://schemas.microsoft.com/office/word/2020/wordml/sdtdatahash" xmlns:w16se="http://schemas.microsoft.com/office/word/2015/wordml/symex" xmlns:wpg="http://schemas.microsoft.com/office/word/2010/wordprocessingGroup" xmlns:wpi="http://schemas.microsoft.com/office/word/2010/wordprocessingInk" xmlns:wne="http://schemas.microsoft.com/office/word/2006/wordml" xmlns:wps="http://schemas.microsoft.com/office/word/2010/wordprocessingShape" mc:Ignorable="w14 w15 w16se w16cid w16 w16cex w16sdtdh wp14">
+<w:endnotes xmlns:wpc="http://schemas.microsoft.com/office/word/2010/wordprocessingCanvas" xmlns:cx="http://schemas.microsoft.com/office/drawing/2014/chartex" xmlns:cx1="http://schemas.microsoft.com/office/drawing/2015/9/8/chartex" xmlns:cx2="http://schemas.microsoft.com/office/drawing/2015/10/21/chartex" xmlns:cx3="http://schemas.microsoft.com/office/drawing/2016/5/9/chartex" xmlns:cx4="http://schemas.microsoft.com/office/drawing/2016/5/10/chartex" xmlns:cx5="http://schemas.microsoft.com/office/drawing/2016/5/11/chartex" xmlns:cx6="http://schemas.microsoft.com/office/drawing/2016/5/12/chartex" xmlns:cx7="http://schemas.microsoft.com/office/drawing/2016/5/13/chartex" xmlns:cx8="http://schemas.microsoft.com/office/drawing/2016/5/14/chartex" xmlns:mc="http://schemas.openxmlformats.org/markup-compatibility/2006" xmlns:aink="http://schemas.microsoft.com/office/drawing/2016/ink" xmlns:am3d="http://schemas.microsoft.com/office/drawing/2017/model3d" xmlns:o="urn:schemas-microsoft-com:office:office" xmlns:r="http://schemas.openxmlformats.org/officeDocument/2006/relationships" xmlns:m="http://schemas.openxmlformats.org/officeDocument/2006/math" xmlns:v="urn:schemas-microsoft-com:vml" xmlns:wp14="http://schemas.microsoft.com/office/word/2010/wordprocessingDrawing" xmlns:wp="http://schemas.openxmlformats.org/drawingml/2006/wordprocessingDrawing" xmlns:w10="urn:schemas-microsoft-com:office:word" xmlns:w="http://schemas.openxmlformats.org/wordprocessingml/2006/main" xmlns:w14="http://schemas.microsoft.com/office/word/2010/wordml" xmlns:w15="http://schemas.microsoft.com/office/word/2012/wordml" xmlns:w16cex="http://schemas.microsoft.com/office/word/2018/wordml/cex" xmlns:w16cid="http://schemas.microsoft.com/office/word/2016/wordml/cid" xmlns:w16="http://schemas.microsoft.com/office/word/2018/wordml" xmlns:w16sdtdh="http://schemas.microsoft.com/office/word/2020/wordml/sdtdatahash" xmlns:w16se="http://schemas.microsoft.com/office/word/2015/wordml/symex" xmlns:wpg="http://schemas.microsoft.com/office/word/2010/wordprocessingGroup" xmlns:wpi="http://schemas.microsoft.com/office/word/2010/wordprocessingInk" xmlns:wne="http://schemas.microsoft.com/office/word/2006/wordml" xmlns:wps="http://schemas.microsoft.com/office/word/2010/wordprocessingShape" mc:Ignorable="w14 w15 w16se w16cid w16 w16cex w16sdtdh wp14">
   <w:endnote w:type="separator" w:id="-1">
     <w:p>
       <w:pPr>
@@ -1824,7 +1371,7 @@
 </file>
 
 <file path=word/footer1.xml><?xml version="1.0" encoding="utf-8"?>
-<w:ftr xmlns:wpc="http://schemas.microsoft.com/office/word/2010/wordprocessingCanvas" xmlns:cx="http://schemas.microsoft.com/office/drawing/2014/chartex" xmlns:cx1="http://schemas.microsoft.com/office/drawing/2015/9/8/chartex" xmlns:cx2="http://schemas.microsoft.com/office/drawing/2015/10/21/chartex" xmlns:cx3="http://schemas.microsoft.com/office/drawing/2016/5/9/chartex" xmlns:cx4="http://schemas.microsoft.com/office/drawing/2016/5/10/chartex" xmlns:cx5="http://schemas.microsoft.com/office/drawing/2016/5/11/chartex" xmlns:cx6="http://schemas.microsoft.com/office/drawing/2016/5/12/chartex" xmlns:cx7="http://schemas.microsoft.com/office/drawing/2016/5/13/chartex" xmlns:cx8="http://schemas.microsoft.com/office/drawing/2016/5/14/chartex" xmlns:mc="http://schemas.openxmlformats.org/markup-compatibility/2006" xmlns:aink="http://schemas.microsoft.com/office/drawing/2016/ink" xmlns:am3d="http://schemas.microsoft.com/office/drawing/2017/model3d" xmlns:o="urn:schemas-microsoft-com:office:office" xmlns:oel="http://schemas.microsoft.com/office/2019/extlst" xmlns:r="http://schemas.openxmlformats.org/officeDocument/2006/relationships" xmlns:m="http://schemas.openxmlformats.org/officeDocument/2006/math" xmlns:v="urn:schemas-microsoft-com:vml" xmlns:wp14="http://schemas.microsoft.com/office/word/2010/wordprocessingDrawing" xmlns:wp="http://schemas.openxmlformats.org/drawingml/2006/wordprocessingDrawing" xmlns:w10="urn:schemas-microsoft-com:office:word" xmlns:w="http://schemas.openxmlformats.org/wordprocessingml/2006/main" xmlns:w14="http://schemas.microsoft.com/office/word/2010/wordml" xmlns:w15="http://schemas.microsoft.com/office/word/2012/wordml" xmlns:w16cex="http://schemas.microsoft.com/office/word/2018/wordml/cex" xmlns:w16cid="http://schemas.microsoft.com/office/word/2016/wordml/cid" xmlns:w16="http://schemas.microsoft.com/office/word/2018/wordml" xmlns:w16du="http://schemas.microsoft.com/office/word/2023/wordml/word16du" xmlns:w16sdtdh="http://schemas.microsoft.com/office/word/2020/wordml/sdtdatahash" xmlns:w16se="http://schemas.microsoft.com/office/word/2015/wordml/symex" xmlns:wpg="http://schemas.microsoft.com/office/word/2010/wordprocessingGroup" xmlns:wpi="http://schemas.microsoft.com/office/word/2010/wordprocessingInk" xmlns:wne="http://schemas.microsoft.com/office/word/2006/wordml" xmlns:wps="http://schemas.microsoft.com/office/word/2010/wordprocessingShape" mc:Ignorable="w14 w15 w16se w16cid w16 w16cex w16sdtdh wp14">
+<w:ftr xmlns:wpc="http://schemas.microsoft.com/office/word/2010/wordprocessingCanvas" xmlns:cx="http://schemas.microsoft.com/office/drawing/2014/chartex" xmlns:cx1="http://schemas.microsoft.com/office/drawing/2015/9/8/chartex" xmlns:cx2="http://schemas.microsoft.com/office/drawing/2015/10/21/chartex" xmlns:cx3="http://schemas.microsoft.com/office/drawing/2016/5/9/chartex" xmlns:cx4="http://schemas.microsoft.com/office/drawing/2016/5/10/chartex" xmlns:cx5="http://schemas.microsoft.com/office/drawing/2016/5/11/chartex" xmlns:cx6="http://schemas.microsoft.com/office/drawing/2016/5/12/chartex" xmlns:cx7="http://schemas.microsoft.com/office/drawing/2016/5/13/chartex" xmlns:cx8="http://schemas.microsoft.com/office/drawing/2016/5/14/chartex" xmlns:mc="http://schemas.openxmlformats.org/markup-compatibility/2006" xmlns:aink="http://schemas.microsoft.com/office/drawing/2016/ink" xmlns:am3d="http://schemas.microsoft.com/office/drawing/2017/model3d" xmlns:o="urn:schemas-microsoft-com:office:office" xmlns:r="http://schemas.openxmlformats.org/officeDocument/2006/relationships" xmlns:m="http://schemas.openxmlformats.org/officeDocument/2006/math" xmlns:v="urn:schemas-microsoft-com:vml" xmlns:wp14="http://schemas.microsoft.com/office/word/2010/wordprocessingDrawing" xmlns:wp="http://schemas.openxmlformats.org/drawingml/2006/wordprocessingDrawing" xmlns:w10="urn:schemas-microsoft-com:office:word" xmlns:w="http://schemas.openxmlformats.org/wordprocessingml/2006/main" xmlns:w14="http://schemas.microsoft.com/office/word/2010/wordml" xmlns:w15="http://schemas.microsoft.com/office/word/2012/wordml" xmlns:w16cex="http://schemas.microsoft.com/office/word/2018/wordml/cex" xmlns:w16cid="http://schemas.microsoft.com/office/word/2016/wordml/cid" xmlns:w16="http://schemas.microsoft.com/office/word/2018/wordml" xmlns:w16sdtdh="http://schemas.microsoft.com/office/word/2020/wordml/sdtdatahash" xmlns:w16se="http://schemas.microsoft.com/office/word/2015/wordml/symex" xmlns:wpg="http://schemas.microsoft.com/office/word/2010/wordprocessingGroup" xmlns:wpi="http://schemas.microsoft.com/office/word/2010/wordprocessingInk" xmlns:wne="http://schemas.microsoft.com/office/word/2006/wordml" xmlns:wps="http://schemas.microsoft.com/office/word/2010/wordprocessingShape" mc:Ignorable="w14 w15 w16se w16cid w16 w16cex w16sdtdh wp14">
   <w:sdt>
     <w:sdtPr>
       <w:id w:val="719719271"/>
@@ -1833,10 +1380,12 @@
         <w:docPartUnique/>
       </w:docPartObj>
     </w:sdtPr>
+    <w:sdtEndPr/>
     <w:sdtContent>
       <w:p>
         <w:pPr>
           <w:pStyle w:val="a5"/>
+          <w:ind w:right="-2"/>
           <w:jc w:val="right"/>
         </w:pPr>
         <w:proofErr w:type="gramStart"/>
@@ -1883,7 +1432,7 @@
 </file>
 
 <file path=word/footnotes.xml><?xml version="1.0" encoding="utf-8"?>
-<w:footnotes xmlns:wpc="http://schemas.microsoft.com/office/word/2010/wordprocessingCanvas" xmlns:cx="http://schemas.microsoft.com/office/drawing/2014/chartex" xmlns:cx1="http://schemas.microsoft.com/office/drawing/2015/9/8/chartex" xmlns:cx2="http://schemas.microsoft.com/office/drawing/2015/10/21/chartex" xmlns:cx3="http://schemas.microsoft.com/office/drawing/2016/5/9/chartex" xmlns:cx4="http://schemas.microsoft.com/office/drawing/2016/5/10/chartex" xmlns:cx5="http://schemas.microsoft.com/office/drawing/2016/5/11/chartex" xmlns:cx6="http://schemas.microsoft.com/office/drawing/2016/5/12/chartex" xmlns:cx7="http://schemas.microsoft.com/office/drawing/2016/5/13/chartex" xmlns:cx8="http://schemas.microsoft.com/office/drawing/2016/5/14/chartex" xmlns:mc="http://schemas.openxmlformats.org/markup-compatibility/2006" xmlns:aink="http://schemas.microsoft.com/office/drawing/2016/ink" xmlns:am3d="http://schemas.microsoft.com/office/drawing/2017/model3d" xmlns:o="urn:schemas-microsoft-com:office:office" xmlns:oel="http://schemas.microsoft.com/office/2019/extlst" xmlns:r="http://schemas.openxmlformats.org/officeDocument/2006/relationships" xmlns:m="http://schemas.openxmlformats.org/officeDocument/2006/math" xmlns:v="urn:schemas-microsoft-com:vml" xmlns:wp14="http://schemas.microsoft.com/office/word/2010/wordprocessingDrawing" xmlns:wp="http://schemas.openxmlformats.org/drawingml/2006/wordprocessingDrawing" xmlns:w10="urn:schemas-microsoft-com:office:word" xmlns:w="http://schemas.openxmlformats.org/wordprocessingml/2006/main" xmlns:w14="http://schemas.microsoft.com/office/word/2010/wordml" xmlns:w15="http://schemas.microsoft.com/office/word/2012/wordml" xmlns:w16cex="http://schemas.microsoft.com/office/word/2018/wordml/cex" xmlns:w16cid="http://schemas.microsoft.com/office/word/2016/wordml/cid" xmlns:w16="http://schemas.microsoft.com/office/word/2018/wordml" xmlns:w16du="http://schemas.microsoft.com/office/word/2023/wordml/word16du" xmlns:w16sdtdh="http://schemas.microsoft.com/office/word/2020/wordml/sdtdatahash" xmlns:w16se="http://schemas.microsoft.com/office/word/2015/wordml/symex" xmlns:wpg="http://schemas.microsoft.com/office/word/2010/wordprocessingGroup" xmlns:wpi="http://schemas.microsoft.com/office/word/2010/wordprocessingInk" xmlns:wne="http://schemas.microsoft.com/office/word/2006/wordml" xmlns:wps="http://schemas.microsoft.com/office/word/2010/wordprocessingShape" mc:Ignorable="w14 w15 w16se w16cid w16 w16cex w16sdtdh wp14">
+<w:footnotes xmlns:wpc="http://schemas.microsoft.com/office/word/2010/wordprocessingCanvas" xmlns:cx="http://schemas.microsoft.com/office/drawing/2014/chartex" xmlns:cx1="http://schemas.microsoft.com/office/drawing/2015/9/8/chartex" xmlns:cx2="http://schemas.microsoft.com/office/drawing/2015/10/21/chartex" xmlns:cx3="http://schemas.microsoft.com/office/drawing/2016/5/9/chartex" xmlns:cx4="http://schemas.microsoft.com/office/drawing/2016/5/10/chartex" xmlns:cx5="http://schemas.microsoft.com/office/drawing/2016/5/11/chartex" xmlns:cx6="http://schemas.microsoft.com/office/drawing/2016/5/12/chartex" xmlns:cx7="http://schemas.microsoft.com/office/drawing/2016/5/13/chartex" xmlns:cx8="http://schemas.microsoft.com/office/drawing/2016/5/14/chartex" xmlns:mc="http://schemas.openxmlformats.org/markup-compatibility/2006" xmlns:aink="http://schemas.microsoft.com/office/drawing/2016/ink" xmlns:am3d="http://schemas.microsoft.com/office/drawing/2017/model3d" xmlns:o="urn:schemas-microsoft-com:office:office" xmlns:r="http://schemas.openxmlformats.org/officeDocument/2006/relationships" xmlns:m="http://schemas.openxmlformats.org/officeDocument/2006/math" xmlns:v="urn:schemas-microsoft-com:vml" xmlns:wp14="http://schemas.microsoft.com/office/word/2010/wordprocessingDrawing" xmlns:wp="http://schemas.openxmlformats.org/drawingml/2006/wordprocessingDrawing" xmlns:w10="urn:schemas-microsoft-com:office:word" xmlns:w="http://schemas.openxmlformats.org/wordprocessingml/2006/main" xmlns:w14="http://schemas.microsoft.com/office/word/2010/wordml" xmlns:w15="http://schemas.microsoft.com/office/word/2012/wordml" xmlns:w16cex="http://schemas.microsoft.com/office/word/2018/wordml/cex" xmlns:w16cid="http://schemas.microsoft.com/office/word/2016/wordml/cid" xmlns:w16="http://schemas.microsoft.com/office/word/2018/wordml" xmlns:w16sdtdh="http://schemas.microsoft.com/office/word/2020/wordml/sdtdatahash" xmlns:w16se="http://schemas.microsoft.com/office/word/2015/wordml/symex" xmlns:wpg="http://schemas.microsoft.com/office/word/2010/wordprocessingGroup" xmlns:wpi="http://schemas.microsoft.com/office/word/2010/wordprocessingInk" xmlns:wne="http://schemas.microsoft.com/office/word/2006/wordml" xmlns:wps="http://schemas.microsoft.com/office/word/2010/wordprocessingShape" mc:Ignorable="w14 w15 w16se w16cid w16 w16cex w16sdtdh wp14">
   <w:footnote w:type="separator" w:id="-1">
     <w:p>
       <w:pPr>
@@ -1908,7 +1457,7 @@
 </file>
 
 <file path=word/numbering.xml><?xml version="1.0" encoding="utf-8"?>
-<w:numbering xmlns:wpc="http://schemas.microsoft.com/office/word/2010/wordprocessingCanvas" xmlns:cx="http://schemas.microsoft.com/office/drawing/2014/chartex" xmlns:cx1="http://schemas.microsoft.com/office/drawing/2015/9/8/chartex" xmlns:cx2="http://schemas.microsoft.com/office/drawing/2015/10/21/chartex" xmlns:cx3="http://schemas.microsoft.com/office/drawing/2016/5/9/chartex" xmlns:cx4="http://schemas.microsoft.com/office/drawing/2016/5/10/chartex" xmlns:cx5="http://schemas.microsoft.com/office/drawing/2016/5/11/chartex" xmlns:cx6="http://schemas.microsoft.com/office/drawing/2016/5/12/chartex" xmlns:cx7="http://schemas.microsoft.com/office/drawing/2016/5/13/chartex" xmlns:cx8="http://schemas.microsoft.com/office/drawing/2016/5/14/chartex" xmlns:mc="http://schemas.openxmlformats.org/markup-compatibility/2006" xmlns:aink="http://schemas.microsoft.com/office/drawing/2016/ink" xmlns:am3d="http://schemas.microsoft.com/office/drawing/2017/model3d" xmlns:o="urn:schemas-microsoft-com:office:office" xmlns:oel="http://schemas.microsoft.com/office/2019/extlst" xmlns:r="http://schemas.openxmlformats.org/officeDocument/2006/relationships" xmlns:m="http://schemas.openxmlformats.org/officeDocument/2006/math" xmlns:v="urn:schemas-microsoft-com:vml" xmlns:wp14="http://schemas.microsoft.com/office/word/2010/wordprocessingDrawing" xmlns:wp="http://schemas.openxmlformats.org/drawingml/2006/wordprocessingDrawing" xmlns:w10="urn:schemas-microsoft-com:office:word" xmlns:w="http://schemas.openxmlformats.org/wordprocessingml/2006/main" xmlns:w14="http://schemas.microsoft.com/office/word/2010/wordml" xmlns:w15="http://schemas.microsoft.com/office/word/2012/wordml" xmlns:w16cex="http://schemas.microsoft.com/office/word/2018/wordml/cex" xmlns:w16cid="http://schemas.microsoft.com/office/word/2016/wordml/cid" xmlns:w16="http://schemas.microsoft.com/office/word/2018/wordml" xmlns:w16du="http://schemas.microsoft.com/office/word/2023/wordml/word16du" xmlns:w16sdtdh="http://schemas.microsoft.com/office/word/2020/wordml/sdtdatahash" xmlns:w16se="http://schemas.microsoft.com/office/word/2015/wordml/symex" xmlns:wpg="http://schemas.microsoft.com/office/word/2010/wordprocessingGroup" xmlns:wpi="http://schemas.microsoft.com/office/word/2010/wordprocessingInk" xmlns:wne="http://schemas.microsoft.com/office/word/2006/wordml" xmlns:wps="http://schemas.microsoft.com/office/word/2010/wordprocessingShape" mc:Ignorable="w14 w15 w16se w16cid w16 w16cex w16sdtdh wp14">
+<w:numbering xmlns:wpc="http://schemas.microsoft.com/office/word/2010/wordprocessingCanvas" xmlns:cx="http://schemas.microsoft.com/office/drawing/2014/chartex" xmlns:cx1="http://schemas.microsoft.com/office/drawing/2015/9/8/chartex" xmlns:cx2="http://schemas.microsoft.com/office/drawing/2015/10/21/chartex" xmlns:cx3="http://schemas.microsoft.com/office/drawing/2016/5/9/chartex" xmlns:cx4="http://schemas.microsoft.com/office/drawing/2016/5/10/chartex" xmlns:cx5="http://schemas.microsoft.com/office/drawing/2016/5/11/chartex" xmlns:cx6="http://schemas.microsoft.com/office/drawing/2016/5/12/chartex" xmlns:cx7="http://schemas.microsoft.com/office/drawing/2016/5/13/chartex" xmlns:cx8="http://schemas.microsoft.com/office/drawing/2016/5/14/chartex" xmlns:mc="http://schemas.openxmlformats.org/markup-compatibility/2006" xmlns:aink="http://schemas.microsoft.com/office/drawing/2016/ink" xmlns:am3d="http://schemas.microsoft.com/office/drawing/2017/model3d" xmlns:o="urn:schemas-microsoft-com:office:office" xmlns:r="http://schemas.openxmlformats.org/officeDocument/2006/relationships" xmlns:m="http://schemas.openxmlformats.org/officeDocument/2006/math" xmlns:v="urn:schemas-microsoft-com:vml" xmlns:wp14="http://schemas.microsoft.com/office/word/2010/wordprocessingDrawing" xmlns:wp="http://schemas.openxmlformats.org/drawingml/2006/wordprocessingDrawing" xmlns:w10="urn:schemas-microsoft-com:office:word" xmlns:w="http://schemas.openxmlformats.org/wordprocessingml/2006/main" xmlns:w14="http://schemas.microsoft.com/office/word/2010/wordml" xmlns:w15="http://schemas.microsoft.com/office/word/2012/wordml" xmlns:w16cex="http://schemas.microsoft.com/office/word/2018/wordml/cex" xmlns:w16cid="http://schemas.microsoft.com/office/word/2016/wordml/cid" xmlns:w16="http://schemas.microsoft.com/office/word/2018/wordml" xmlns:w16sdtdh="http://schemas.microsoft.com/office/word/2020/wordml/sdtdatahash" xmlns:w16se="http://schemas.microsoft.com/office/word/2015/wordml/symex" xmlns:wpg="http://schemas.microsoft.com/office/word/2010/wordprocessingGroup" xmlns:wpi="http://schemas.microsoft.com/office/word/2010/wordprocessingInk" xmlns:wne="http://schemas.microsoft.com/office/word/2006/wordml" xmlns:wps="http://schemas.microsoft.com/office/word/2010/wordprocessingShape" mc:Ignorable="w14 w15 w16se w16cid w16 w16cex w16sdtdh wp14">
   <w:abstractNum w:abstractNumId="0" w15:restartNumberingAfterBreak="0">
     <w:nsid w:val="02A11C50"/>
     <w:multiLevelType w:val="hybridMultilevel"/>
@@ -2195,6 +1744,92 @@
     </w:lvl>
   </w:abstractNum>
   <w:abstractNum w:abstractNumId="3" w15:restartNumberingAfterBreak="0">
+    <w:nsid w:val="278A15FB"/>
+    <w:multiLevelType w:val="hybridMultilevel"/>
+    <w:tmpl w:val="ED94C766"/>
+    <w:lvl w:ilvl="0" w:tplc="0409000F">
+      <w:start w:val="1"/>
+      <w:numFmt w:val="decimal"/>
+      <w:lvlText w:val="%1."/>
+      <w:lvlJc w:val="left"/>
+      <w:pPr>
+        <w:ind w:left="480" w:hanging="480"/>
+      </w:pPr>
+    </w:lvl>
+    <w:lvl w:ilvl="1" w:tplc="04090019" w:tentative="1">
+      <w:start w:val="1"/>
+      <w:numFmt w:val="ideographTraditional"/>
+      <w:lvlText w:val="%2、"/>
+      <w:lvlJc w:val="left"/>
+      <w:pPr>
+        <w:ind w:left="960" w:hanging="480"/>
+      </w:pPr>
+    </w:lvl>
+    <w:lvl w:ilvl="2" w:tplc="0409001B" w:tentative="1">
+      <w:start w:val="1"/>
+      <w:numFmt w:val="lowerRoman"/>
+      <w:lvlText w:val="%3."/>
+      <w:lvlJc w:val="right"/>
+      <w:pPr>
+        <w:ind w:left="1440" w:hanging="480"/>
+      </w:pPr>
+    </w:lvl>
+    <w:lvl w:ilvl="3" w:tplc="0409000F" w:tentative="1">
+      <w:start w:val="1"/>
+      <w:numFmt w:val="decimal"/>
+      <w:lvlText w:val="%4."/>
+      <w:lvlJc w:val="left"/>
+      <w:pPr>
+        <w:ind w:left="1920" w:hanging="480"/>
+      </w:pPr>
+    </w:lvl>
+    <w:lvl w:ilvl="4" w:tplc="04090019" w:tentative="1">
+      <w:start w:val="1"/>
+      <w:numFmt w:val="ideographTraditional"/>
+      <w:lvlText w:val="%5、"/>
+      <w:lvlJc w:val="left"/>
+      <w:pPr>
+        <w:ind w:left="2400" w:hanging="480"/>
+      </w:pPr>
+    </w:lvl>
+    <w:lvl w:ilvl="5" w:tplc="0409001B" w:tentative="1">
+      <w:start w:val="1"/>
+      <w:numFmt w:val="lowerRoman"/>
+      <w:lvlText w:val="%6."/>
+      <w:lvlJc w:val="right"/>
+      <w:pPr>
+        <w:ind w:left="2880" w:hanging="480"/>
+      </w:pPr>
+    </w:lvl>
+    <w:lvl w:ilvl="6" w:tplc="0409000F" w:tentative="1">
+      <w:start w:val="1"/>
+      <w:numFmt w:val="decimal"/>
+      <w:lvlText w:val="%7."/>
+      <w:lvlJc w:val="left"/>
+      <w:pPr>
+        <w:ind w:left="3360" w:hanging="480"/>
+      </w:pPr>
+    </w:lvl>
+    <w:lvl w:ilvl="7" w:tplc="04090019" w:tentative="1">
+      <w:start w:val="1"/>
+      <w:numFmt w:val="ideographTraditional"/>
+      <w:lvlText w:val="%8、"/>
+      <w:lvlJc w:val="left"/>
+      <w:pPr>
+        <w:ind w:left="3840" w:hanging="480"/>
+      </w:pPr>
+    </w:lvl>
+    <w:lvl w:ilvl="8" w:tplc="0409001B" w:tentative="1">
+      <w:start w:val="1"/>
+      <w:numFmt w:val="lowerRoman"/>
+      <w:lvlText w:val="%9."/>
+      <w:lvlJc w:val="right"/>
+      <w:pPr>
+        <w:ind w:left="4320" w:hanging="480"/>
+      </w:pPr>
+    </w:lvl>
+  </w:abstractNum>
+  <w:abstractNum w:abstractNumId="4" w15:restartNumberingAfterBreak="0">
     <w:nsid w:val="29584AD2"/>
     <w:multiLevelType w:val="hybridMultilevel"/>
     <w:tmpl w:val="18C6B87C"/>
@@ -2283,7 +1918,7 @@
       </w:pPr>
     </w:lvl>
   </w:abstractNum>
-  <w:abstractNum w:abstractNumId="4" w15:restartNumberingAfterBreak="0">
+  <w:abstractNum w:abstractNumId="5" w15:restartNumberingAfterBreak="0">
     <w:nsid w:val="454D64C2"/>
     <w:multiLevelType w:val="hybridMultilevel"/>
     <w:tmpl w:val="5AC49A4A"/>
@@ -2369,7 +2004,7 @@
       </w:pPr>
     </w:lvl>
   </w:abstractNum>
-  <w:abstractNum w:abstractNumId="5" w15:restartNumberingAfterBreak="0">
+  <w:abstractNum w:abstractNumId="6" w15:restartNumberingAfterBreak="0">
     <w:nsid w:val="4D8D6A24"/>
     <w:multiLevelType w:val="hybridMultilevel"/>
     <w:tmpl w:val="B0369C98"/>
@@ -2458,7 +2093,7 @@
       </w:pPr>
     </w:lvl>
   </w:abstractNum>
-  <w:abstractNum w:abstractNumId="6" w15:restartNumberingAfterBreak="0">
+  <w:abstractNum w:abstractNumId="7" w15:restartNumberingAfterBreak="0">
     <w:nsid w:val="4E8B735E"/>
     <w:multiLevelType w:val="hybridMultilevel"/>
     <w:tmpl w:val="4C42D290"/>
@@ -2571,7 +2206,7 @@
       </w:rPr>
     </w:lvl>
   </w:abstractNum>
-  <w:abstractNum w:abstractNumId="7" w15:restartNumberingAfterBreak="0">
+  <w:abstractNum w:abstractNumId="8" w15:restartNumberingAfterBreak="0">
     <w:nsid w:val="592D5221"/>
     <w:multiLevelType w:val="hybridMultilevel"/>
     <w:tmpl w:val="17569FC0"/>
@@ -2684,7 +2319,7 @@
       </w:rPr>
     </w:lvl>
   </w:abstractNum>
-  <w:abstractNum w:abstractNumId="8" w15:restartNumberingAfterBreak="0">
+  <w:abstractNum w:abstractNumId="9" w15:restartNumberingAfterBreak="0">
     <w:nsid w:val="60793F8E"/>
     <w:multiLevelType w:val="hybridMultilevel"/>
     <w:tmpl w:val="BD1437BA"/>
@@ -2797,7 +2432,96 @@
       </w:rPr>
     </w:lvl>
   </w:abstractNum>
-  <w:abstractNum w:abstractNumId="9" w15:restartNumberingAfterBreak="0">
+  <w:abstractNum w:abstractNumId="10" w15:restartNumberingAfterBreak="0">
+    <w:nsid w:val="727A7204"/>
+    <w:multiLevelType w:val="hybridMultilevel"/>
+    <w:tmpl w:val="012A168A"/>
+    <w:lvl w:ilvl="0" w:tplc="1188EF86">
+      <w:start w:val="1"/>
+      <w:numFmt w:val="decimal"/>
+      <w:lvlText w:val="%1."/>
+      <w:lvlJc w:val="left"/>
+      <w:pPr>
+        <w:ind w:left="360" w:hanging="360"/>
+      </w:pPr>
+      <w:rPr>
+        <w:rFonts w:hint="default"/>
+      </w:rPr>
+    </w:lvl>
+    <w:lvl w:ilvl="1" w:tplc="04090019" w:tentative="1">
+      <w:start w:val="1"/>
+      <w:numFmt w:val="ideographTraditional"/>
+      <w:lvlText w:val="%2、"/>
+      <w:lvlJc w:val="left"/>
+      <w:pPr>
+        <w:ind w:left="960" w:hanging="480"/>
+      </w:pPr>
+    </w:lvl>
+    <w:lvl w:ilvl="2" w:tplc="0409001B" w:tentative="1">
+      <w:start w:val="1"/>
+      <w:numFmt w:val="lowerRoman"/>
+      <w:lvlText w:val="%3."/>
+      <w:lvlJc w:val="right"/>
+      <w:pPr>
+        <w:ind w:left="1440" w:hanging="480"/>
+      </w:pPr>
+    </w:lvl>
+    <w:lvl w:ilvl="3" w:tplc="0409000F" w:tentative="1">
+      <w:start w:val="1"/>
+      <w:numFmt w:val="decimal"/>
+      <w:lvlText w:val="%4."/>
+      <w:lvlJc w:val="left"/>
+      <w:pPr>
+        <w:ind w:left="1920" w:hanging="480"/>
+      </w:pPr>
+    </w:lvl>
+    <w:lvl w:ilvl="4" w:tplc="04090019" w:tentative="1">
+      <w:start w:val="1"/>
+      <w:numFmt w:val="ideographTraditional"/>
+      <w:lvlText w:val="%5、"/>
+      <w:lvlJc w:val="left"/>
+      <w:pPr>
+        <w:ind w:left="2400" w:hanging="480"/>
+      </w:pPr>
+    </w:lvl>
+    <w:lvl w:ilvl="5" w:tplc="0409001B" w:tentative="1">
+      <w:start w:val="1"/>
+      <w:numFmt w:val="lowerRoman"/>
+      <w:lvlText w:val="%6."/>
+      <w:lvlJc w:val="right"/>
+      <w:pPr>
+        <w:ind w:left="2880" w:hanging="480"/>
+      </w:pPr>
+    </w:lvl>
+    <w:lvl w:ilvl="6" w:tplc="0409000F" w:tentative="1">
+      <w:start w:val="1"/>
+      <w:numFmt w:val="decimal"/>
+      <w:lvlText w:val="%7."/>
+      <w:lvlJc w:val="left"/>
+      <w:pPr>
+        <w:ind w:left="3360" w:hanging="480"/>
+      </w:pPr>
+    </w:lvl>
+    <w:lvl w:ilvl="7" w:tplc="04090019" w:tentative="1">
+      <w:start w:val="1"/>
+      <w:numFmt w:val="ideographTraditional"/>
+      <w:lvlText w:val="%8、"/>
+      <w:lvlJc w:val="left"/>
+      <w:pPr>
+        <w:ind w:left="3840" w:hanging="480"/>
+      </w:pPr>
+    </w:lvl>
+    <w:lvl w:ilvl="8" w:tplc="0409001B" w:tentative="1">
+      <w:start w:val="1"/>
+      <w:numFmt w:val="lowerRoman"/>
+      <w:lvlText w:val="%9."/>
+      <w:lvlJc w:val="right"/>
+      <w:pPr>
+        <w:ind w:left="4320" w:hanging="480"/>
+      </w:pPr>
+    </w:lvl>
+  </w:abstractNum>
+  <w:abstractNum w:abstractNumId="11" w15:restartNumberingAfterBreak="0">
     <w:nsid w:val="73CB060F"/>
     <w:multiLevelType w:val="hybridMultilevel"/>
     <w:tmpl w:val="FC167FA8"/>
@@ -2886,7 +2610,7 @@
       </w:pPr>
     </w:lvl>
   </w:abstractNum>
-  <w:abstractNum w:abstractNumId="10" w15:restartNumberingAfterBreak="0">
+  <w:abstractNum w:abstractNumId="12" w15:restartNumberingAfterBreak="0">
     <w:nsid w:val="770B3824"/>
     <w:multiLevelType w:val="hybridMultilevel"/>
     <w:tmpl w:val="DC38D608"/>
@@ -2999,38 +2723,44 @@
       </w:rPr>
     </w:lvl>
   </w:abstractNum>
-  <w:num w:numId="1" w16cid:durableId="424812896">
+  <w:num w:numId="1">
+    <w:abstractNumId w:val="9"/>
+  </w:num>
+  <w:num w:numId="2">
+    <w:abstractNumId w:val="2"/>
+  </w:num>
+  <w:num w:numId="3">
+    <w:abstractNumId w:val="0"/>
+  </w:num>
+  <w:num w:numId="4">
+    <w:abstractNumId w:val="4"/>
+  </w:num>
+  <w:num w:numId="5">
+    <w:abstractNumId w:val="5"/>
+  </w:num>
+  <w:num w:numId="6">
+    <w:abstractNumId w:val="12"/>
+  </w:num>
+  <w:num w:numId="7">
+    <w:abstractNumId w:val="1"/>
+  </w:num>
+  <w:num w:numId="8">
+    <w:abstractNumId w:val="6"/>
+  </w:num>
+  <w:num w:numId="9">
+    <w:abstractNumId w:val="11"/>
+  </w:num>
+  <w:num w:numId="10">
+    <w:abstractNumId w:val="7"/>
+  </w:num>
+  <w:num w:numId="11">
     <w:abstractNumId w:val="8"/>
   </w:num>
-  <w:num w:numId="2" w16cid:durableId="1394505876">
-    <w:abstractNumId w:val="2"/>
-  </w:num>
-  <w:num w:numId="3" w16cid:durableId="1865943951">
-    <w:abstractNumId w:val="0"/>
-  </w:num>
-  <w:num w:numId="4" w16cid:durableId="195390330">
+  <w:num w:numId="12">
     <w:abstractNumId w:val="3"/>
   </w:num>
-  <w:num w:numId="5" w16cid:durableId="390926261">
-    <w:abstractNumId w:val="4"/>
-  </w:num>
-  <w:num w:numId="6" w16cid:durableId="324942832">
+  <w:num w:numId="13">
     <w:abstractNumId w:val="10"/>
-  </w:num>
-  <w:num w:numId="7" w16cid:durableId="2120249557">
-    <w:abstractNumId w:val="1"/>
-  </w:num>
-  <w:num w:numId="8" w16cid:durableId="484202599">
-    <w:abstractNumId w:val="5"/>
-  </w:num>
-  <w:num w:numId="9" w16cid:durableId="1121607797">
-    <w:abstractNumId w:val="9"/>
-  </w:num>
-  <w:num w:numId="10" w16cid:durableId="564338151">
-    <w:abstractNumId w:val="6"/>
-  </w:num>
-  <w:num w:numId="11" w16cid:durableId="1597207017">
-    <w:abstractNumId w:val="7"/>
   </w:num>
 </w:numbering>
 </file>
